--- a/노희래_발표스크립트.docx
+++ b/노희래_발표스크립트.docx
@@ -2102,7 +2102,1487 @@
           <w:color w:val="1F3A6B"/>
           <w:sz w:val="32"/>
         </w:rPr>
-        <w:t>5. 시간 압축안 (옵션)</w:t>
+        <w:t>5. 통계 기호 발음 가이드</w:t>
+      </w:r>
+    </w:p>
+    <w:p>
+      <w:pPr>
+        <w:spacing w:before="0" w:after="160" w:line="336" w:lineRule="auto"/>
+        <w:jc w:val="left"/>
+      </w:pPr>
+      <w:r>
+        <w:rPr>
+          <w:rFonts w:ascii="맑은 고딕" w:hAnsi="맑은 고딕" w:eastAsia="맑은 고딕"/>
+          <w:b w:val="0"/>
+          <w:color w:val="555555"/>
+          <w:sz w:val="22"/>
+        </w:rPr>
+        <w:t>발표 중 자주 등장하는 기호·수식의 권장 발음.</w:t>
+      </w:r>
+    </w:p>
+    <w:p>
+      <w:pPr>
+        <w:spacing w:before="120" w:after="80" w:line="336" w:lineRule="auto"/>
+        <w:jc w:val="left"/>
+      </w:pPr>
+      <w:r>
+        <w:rPr>
+          <w:rFonts w:ascii="맑은 고딕" w:hAnsi="맑은 고딕" w:eastAsia="맑은 고딕"/>
+          <w:b/>
+          <w:color w:val="1F3A6B"/>
+          <w:sz w:val="24"/>
+        </w:rPr>
+        <w:t>5-1. 핵심 기호</w:t>
+      </w:r>
+    </w:p>
+    <w:tbl>
+      <w:tblPr>
+        <w:tblStyle w:val="LightGrid-Accent1"/>
+        <w:tblW w:type="auto" w:w="0"/>
+        <w:jc w:val="center"/>
+        <w:tblLook w:firstColumn="1" w:firstRow="1" w:lastColumn="0" w:lastRow="0" w:noHBand="0" w:noVBand="1" w:val="04A0"/>
+      </w:tblPr>
+      <w:tblGrid>
+        <w:gridCol w:w="3324"/>
+        <w:gridCol w:w="3324"/>
+        <w:gridCol w:w="3324"/>
+      </w:tblGrid>
+      <w:tr>
+        <w:tc>
+          <w:tcPr>
+            <w:tcW w:type="dxa" w:w="3324"/>
+          </w:tcPr>
+          <w:p>
+            <w:pPr>
+              <w:jc w:val="center"/>
+            </w:pPr>
+            <w:r/>
+            <w:r>
+              <w:rPr>
+                <w:rFonts w:ascii="맑은 고딕" w:hAnsi="맑은 고딕" w:eastAsia="맑은 고딕"/>
+                <w:b/>
+                <w:sz w:val="20"/>
+              </w:rPr>
+              <w:t>기호</w:t>
+            </w:r>
+          </w:p>
+        </w:tc>
+        <w:tc>
+          <w:tcPr>
+            <w:tcW w:type="dxa" w:w="3324"/>
+          </w:tcPr>
+          <w:p>
+            <w:pPr>
+              <w:jc w:val="center"/>
+            </w:pPr>
+            <w:r/>
+            <w:r>
+              <w:rPr>
+                <w:rFonts w:ascii="맑은 고딕" w:hAnsi="맑은 고딕" w:eastAsia="맑은 고딕"/>
+                <w:b/>
+                <w:sz w:val="20"/>
+              </w:rPr>
+              <w:t>권장 발음</w:t>
+            </w:r>
+          </w:p>
+        </w:tc>
+        <w:tc>
+          <w:tcPr>
+            <w:tcW w:type="dxa" w:w="3324"/>
+          </w:tcPr>
+          <w:p>
+            <w:pPr>
+              <w:jc w:val="center"/>
+            </w:pPr>
+            <w:r/>
+            <w:r>
+              <w:rPr>
+                <w:rFonts w:ascii="맑은 고딕" w:hAnsi="맑은 고딕" w:eastAsia="맑은 고딕"/>
+                <w:b/>
+                <w:sz w:val="20"/>
+              </w:rPr>
+              <w:t>한국어 풀이</w:t>
+            </w:r>
+          </w:p>
+        </w:tc>
+      </w:tr>
+      <w:tr>
+        <w:tc>
+          <w:tcPr>
+            <w:tcW w:type="dxa" w:w="3324"/>
+          </w:tcPr>
+          <w:p>
+            <w:pPr>
+              <w:jc w:val="left"/>
+            </w:pPr>
+            <w:r/>
+            <w:r>
+              <w:rPr>
+                <w:rFonts w:ascii="맑은 고딕" w:hAnsi="맑은 고딕" w:eastAsia="맑은 고딕"/>
+                <w:b w:val="0"/>
+                <w:sz w:val="20"/>
+              </w:rPr>
+              <w:t>Z</w:t>
+            </w:r>
+          </w:p>
+        </w:tc>
+        <w:tc>
+          <w:tcPr>
+            <w:tcW w:type="dxa" w:w="3324"/>
+          </w:tcPr>
+          <w:p>
+            <w:pPr>
+              <w:jc w:val="left"/>
+            </w:pPr>
+            <w:r/>
+            <w:r>
+              <w:rPr>
+                <w:rFonts w:ascii="맑은 고딕" w:hAnsi="맑은 고딕" w:eastAsia="맑은 고딕"/>
+                <w:b w:val="0"/>
+                <w:sz w:val="20"/>
+              </w:rPr>
+              <w:t>제트</w:t>
+            </w:r>
+          </w:p>
+        </w:tc>
+        <w:tc>
+          <w:tcPr>
+            <w:tcW w:type="dxa" w:w="3324"/>
+          </w:tcPr>
+          <w:p>
+            <w:pPr>
+              <w:jc w:val="left"/>
+            </w:pPr>
+            <w:r/>
+            <w:r>
+              <w:rPr>
+                <w:rFonts w:ascii="맑은 고딕" w:hAnsi="맑은 고딕" w:eastAsia="맑은 고딕"/>
+                <w:b w:val="0"/>
+                <w:sz w:val="20"/>
+              </w:rPr>
+              <w:t>검정통계량</w:t>
+            </w:r>
+          </w:p>
+        </w:tc>
+      </w:tr>
+      <w:tr>
+        <w:tc>
+          <w:tcPr>
+            <w:tcW w:type="dxa" w:w="3324"/>
+          </w:tcPr>
+          <w:p>
+            <w:pPr>
+              <w:jc w:val="left"/>
+            </w:pPr>
+            <w:r/>
+            <w:r>
+              <w:rPr>
+                <w:rFonts w:ascii="맑은 고딕" w:hAnsi="맑은 고딕" w:eastAsia="맑은 고딕"/>
+                <w:b w:val="0"/>
+                <w:sz w:val="20"/>
+              </w:rPr>
+              <w:t>H₀</w:t>
+            </w:r>
+          </w:p>
+        </w:tc>
+        <w:tc>
+          <w:tcPr>
+            <w:tcW w:type="dxa" w:w="3324"/>
+          </w:tcPr>
+          <w:p>
+            <w:pPr>
+              <w:jc w:val="left"/>
+            </w:pPr>
+            <w:r/>
+            <w:r>
+              <w:rPr>
+                <w:rFonts w:ascii="맑은 고딕" w:hAnsi="맑은 고딕" w:eastAsia="맑은 고딕"/>
+                <w:b w:val="0"/>
+                <w:sz w:val="20"/>
+              </w:rPr>
+              <w:t>에이치 제로</w:t>
+            </w:r>
+          </w:p>
+        </w:tc>
+        <w:tc>
+          <w:tcPr>
+            <w:tcW w:type="dxa" w:w="3324"/>
+          </w:tcPr>
+          <w:p>
+            <w:pPr>
+              <w:jc w:val="left"/>
+            </w:pPr>
+            <w:r/>
+            <w:r>
+              <w:rPr>
+                <w:rFonts w:ascii="맑은 고딕" w:hAnsi="맑은 고딕" w:eastAsia="맑은 고딕"/>
+                <w:b w:val="0"/>
+                <w:sz w:val="20"/>
+              </w:rPr>
+              <w:t>귀무가설</w:t>
+            </w:r>
+          </w:p>
+        </w:tc>
+      </w:tr>
+      <w:tr>
+        <w:tc>
+          <w:tcPr>
+            <w:tcW w:type="dxa" w:w="3324"/>
+          </w:tcPr>
+          <w:p>
+            <w:pPr>
+              <w:jc w:val="left"/>
+            </w:pPr>
+            <w:r/>
+            <w:r>
+              <w:rPr>
+                <w:rFonts w:ascii="맑은 고딕" w:hAnsi="맑은 고딕" w:eastAsia="맑은 고딕"/>
+                <w:b w:val="0"/>
+                <w:sz w:val="20"/>
+              </w:rPr>
+              <w:t>H₁</w:t>
+            </w:r>
+          </w:p>
+        </w:tc>
+        <w:tc>
+          <w:tcPr>
+            <w:tcW w:type="dxa" w:w="3324"/>
+          </w:tcPr>
+          <w:p>
+            <w:pPr>
+              <w:jc w:val="left"/>
+            </w:pPr>
+            <w:r/>
+            <w:r>
+              <w:rPr>
+                <w:rFonts w:ascii="맑은 고딕" w:hAnsi="맑은 고딕" w:eastAsia="맑은 고딕"/>
+                <w:b w:val="0"/>
+                <w:sz w:val="20"/>
+              </w:rPr>
+              <w:t>에이치 원</w:t>
+            </w:r>
+          </w:p>
+        </w:tc>
+        <w:tc>
+          <w:tcPr>
+            <w:tcW w:type="dxa" w:w="3324"/>
+          </w:tcPr>
+          <w:p>
+            <w:pPr>
+              <w:jc w:val="left"/>
+            </w:pPr>
+            <w:r/>
+            <w:r>
+              <w:rPr>
+                <w:rFonts w:ascii="맑은 고딕" w:hAnsi="맑은 고딕" w:eastAsia="맑은 고딕"/>
+                <w:b w:val="0"/>
+                <w:sz w:val="20"/>
+              </w:rPr>
+              <w:t>대립가설</w:t>
+            </w:r>
+          </w:p>
+        </w:tc>
+      </w:tr>
+      <w:tr>
+        <w:tc>
+          <w:tcPr>
+            <w:tcW w:type="dxa" w:w="3324"/>
+          </w:tcPr>
+          <w:p>
+            <w:pPr>
+              <w:jc w:val="left"/>
+            </w:pPr>
+            <w:r/>
+            <w:r>
+              <w:rPr>
+                <w:rFonts w:ascii="맑은 고딕" w:hAnsi="맑은 고딕" w:eastAsia="맑은 고딕"/>
+                <w:b w:val="0"/>
+                <w:sz w:val="20"/>
+              </w:rPr>
+              <w:t>p / p̂</w:t>
+            </w:r>
+          </w:p>
+        </w:tc>
+        <w:tc>
+          <w:tcPr>
+            <w:tcW w:type="dxa" w:w="3324"/>
+          </w:tcPr>
+          <w:p>
+            <w:pPr>
+              <w:jc w:val="left"/>
+            </w:pPr>
+            <w:r/>
+            <w:r>
+              <w:rPr>
+                <w:rFonts w:ascii="맑은 고딕" w:hAnsi="맑은 고딕" w:eastAsia="맑은 고딕"/>
+                <w:b w:val="0"/>
+                <w:sz w:val="20"/>
+              </w:rPr>
+              <w:t>피 / 피 햇</w:t>
+            </w:r>
+          </w:p>
+        </w:tc>
+        <w:tc>
+          <w:tcPr>
+            <w:tcW w:type="dxa" w:w="3324"/>
+          </w:tcPr>
+          <w:p>
+            <w:pPr>
+              <w:jc w:val="left"/>
+            </w:pPr>
+            <w:r/>
+            <w:r>
+              <w:rPr>
+                <w:rFonts w:ascii="맑은 고딕" w:hAnsi="맑은 고딕" w:eastAsia="맑은 고딕"/>
+                <w:b w:val="0"/>
+                <w:sz w:val="20"/>
+              </w:rPr>
+              <w:t>표본비율 (또는 모비율)</w:t>
+            </w:r>
+          </w:p>
+        </w:tc>
+      </w:tr>
+      <w:tr>
+        <w:tc>
+          <w:tcPr>
+            <w:tcW w:type="dxa" w:w="3324"/>
+          </w:tcPr>
+          <w:p>
+            <w:pPr>
+              <w:jc w:val="left"/>
+            </w:pPr>
+            <w:r/>
+            <w:r>
+              <w:rPr>
+                <w:rFonts w:ascii="맑은 고딕" w:hAnsi="맑은 고딕" w:eastAsia="맑은 고딕"/>
+                <w:b w:val="0"/>
+                <w:sz w:val="20"/>
+              </w:rPr>
+              <w:t>q</w:t>
+            </w:r>
+          </w:p>
+        </w:tc>
+        <w:tc>
+          <w:tcPr>
+            <w:tcW w:type="dxa" w:w="3324"/>
+          </w:tcPr>
+          <w:p>
+            <w:pPr>
+              <w:jc w:val="left"/>
+            </w:pPr>
+            <w:r/>
+            <w:r>
+              <w:rPr>
+                <w:rFonts w:ascii="맑은 고딕" w:hAnsi="맑은 고딕" w:eastAsia="맑은 고딕"/>
+                <w:b w:val="0"/>
+                <w:sz w:val="20"/>
+              </w:rPr>
+              <w:t>큐</w:t>
+            </w:r>
+          </w:p>
+        </w:tc>
+        <w:tc>
+          <w:tcPr>
+            <w:tcW w:type="dxa" w:w="3324"/>
+          </w:tcPr>
+          <w:p>
+            <w:pPr>
+              <w:jc w:val="left"/>
+            </w:pPr>
+            <w:r/>
+            <w:r>
+              <w:rPr>
+                <w:rFonts w:ascii="맑은 고딕" w:hAnsi="맑은 고딕" w:eastAsia="맑은 고딕"/>
+                <w:b w:val="0"/>
+                <w:sz w:val="20"/>
+              </w:rPr>
+              <w:t>1 − p</w:t>
+            </w:r>
+          </w:p>
+        </w:tc>
+      </w:tr>
+      <w:tr>
+        <w:tc>
+          <w:tcPr>
+            <w:tcW w:type="dxa" w:w="3324"/>
+          </w:tcPr>
+          <w:p>
+            <w:pPr>
+              <w:jc w:val="left"/>
+            </w:pPr>
+            <w:r/>
+            <w:r>
+              <w:rPr>
+                <w:rFonts w:ascii="맑은 고딕" w:hAnsi="맑은 고딕" w:eastAsia="맑은 고딕"/>
+                <w:b w:val="0"/>
+                <w:sz w:val="20"/>
+              </w:rPr>
+              <w:t>p-value</w:t>
+            </w:r>
+          </w:p>
+        </w:tc>
+        <w:tc>
+          <w:tcPr>
+            <w:tcW w:type="dxa" w:w="3324"/>
+          </w:tcPr>
+          <w:p>
+            <w:pPr>
+              <w:jc w:val="left"/>
+            </w:pPr>
+            <w:r/>
+            <w:r>
+              <w:rPr>
+                <w:rFonts w:ascii="맑은 고딕" w:hAnsi="맑은 고딕" w:eastAsia="맑은 고딕"/>
+                <w:b w:val="0"/>
+                <w:sz w:val="20"/>
+              </w:rPr>
+              <w:t>피 밸류 (또는 피 값)</w:t>
+            </w:r>
+          </w:p>
+        </w:tc>
+        <w:tc>
+          <w:tcPr>
+            <w:tcW w:type="dxa" w:w="3324"/>
+          </w:tcPr>
+          <w:p>
+            <w:pPr>
+              <w:jc w:val="left"/>
+            </w:pPr>
+            <w:r/>
+            <w:r>
+              <w:rPr>
+                <w:rFonts w:ascii="맑은 고딕" w:hAnsi="맑은 고딕" w:eastAsia="맑은 고딕"/>
+                <w:b w:val="0"/>
+                <w:sz w:val="20"/>
+              </w:rPr>
+              <w:t>유의확률</w:t>
+            </w:r>
+          </w:p>
+        </w:tc>
+      </w:tr>
+      <w:tr>
+        <w:tc>
+          <w:tcPr>
+            <w:tcW w:type="dxa" w:w="3324"/>
+          </w:tcPr>
+          <w:p>
+            <w:pPr>
+              <w:jc w:val="left"/>
+            </w:pPr>
+            <w:r/>
+            <w:r>
+              <w:rPr>
+                <w:rFonts w:ascii="맑은 고딕" w:hAnsi="맑은 고딕" w:eastAsia="맑은 고딕"/>
+                <w:b w:val="0"/>
+                <w:sz w:val="20"/>
+              </w:rPr>
+              <w:t>Φ(z)</w:t>
+            </w:r>
+          </w:p>
+        </w:tc>
+        <w:tc>
+          <w:tcPr>
+            <w:tcW w:type="dxa" w:w="3324"/>
+          </w:tcPr>
+          <w:p>
+            <w:pPr>
+              <w:jc w:val="left"/>
+            </w:pPr>
+            <w:r/>
+            <w:r>
+              <w:rPr>
+                <w:rFonts w:ascii="맑은 고딕" w:hAnsi="맑은 고딕" w:eastAsia="맑은 고딕"/>
+                <w:b w:val="0"/>
+                <w:sz w:val="20"/>
+              </w:rPr>
+              <w:t>파이 오브 제트</w:t>
+            </w:r>
+          </w:p>
+        </w:tc>
+        <w:tc>
+          <w:tcPr>
+            <w:tcW w:type="dxa" w:w="3324"/>
+          </w:tcPr>
+          <w:p>
+            <w:pPr>
+              <w:jc w:val="left"/>
+            </w:pPr>
+            <w:r/>
+            <w:r>
+              <w:rPr>
+                <w:rFonts w:ascii="맑은 고딕" w:hAnsi="맑은 고딕" w:eastAsia="맑은 고딕"/>
+                <w:b w:val="0"/>
+                <w:sz w:val="20"/>
+              </w:rPr>
+              <w:t>표준정규 누적함수</w:t>
+            </w:r>
+          </w:p>
+        </w:tc>
+      </w:tr>
+      <w:tr>
+        <w:tc>
+          <w:tcPr>
+            <w:tcW w:type="dxa" w:w="3324"/>
+          </w:tcPr>
+          <w:p>
+            <w:pPr>
+              <w:jc w:val="left"/>
+            </w:pPr>
+            <w:r/>
+            <w:r>
+              <w:rPr>
+                <w:rFonts w:ascii="맑은 고딕" w:hAnsi="맑은 고딕" w:eastAsia="맑은 고딕"/>
+                <w:b w:val="0"/>
+                <w:sz w:val="20"/>
+              </w:rPr>
+              <w:t>σ</w:t>
+            </w:r>
+          </w:p>
+        </w:tc>
+        <w:tc>
+          <w:tcPr>
+            <w:tcW w:type="dxa" w:w="3324"/>
+          </w:tcPr>
+          <w:p>
+            <w:pPr>
+              <w:jc w:val="left"/>
+            </w:pPr>
+            <w:r/>
+            <w:r>
+              <w:rPr>
+                <w:rFonts w:ascii="맑은 고딕" w:hAnsi="맑은 고딕" w:eastAsia="맑은 고딕"/>
+                <w:b w:val="0"/>
+                <w:sz w:val="20"/>
+              </w:rPr>
+              <w:t>시그마</w:t>
+            </w:r>
+          </w:p>
+        </w:tc>
+        <w:tc>
+          <w:tcPr>
+            <w:tcW w:type="dxa" w:w="3324"/>
+          </w:tcPr>
+          <w:p>
+            <w:pPr>
+              <w:jc w:val="left"/>
+            </w:pPr>
+            <w:r/>
+            <w:r>
+              <w:rPr>
+                <w:rFonts w:ascii="맑은 고딕" w:hAnsi="맑은 고딕" w:eastAsia="맑은 고딕"/>
+                <w:b w:val="0"/>
+                <w:sz w:val="20"/>
+              </w:rPr>
+              <w:t>표준편차</w:t>
+            </w:r>
+          </w:p>
+        </w:tc>
+      </w:tr>
+      <w:tr>
+        <w:tc>
+          <w:tcPr>
+            <w:tcW w:type="dxa" w:w="3324"/>
+          </w:tcPr>
+          <w:p>
+            <w:pPr>
+              <w:jc w:val="left"/>
+            </w:pPr>
+            <w:r/>
+            <w:r>
+              <w:rPr>
+                <w:rFonts w:ascii="맑은 고딕" w:hAnsi="맑은 고딕" w:eastAsia="맑은 고딕"/>
+                <w:b w:val="0"/>
+                <w:sz w:val="20"/>
+              </w:rPr>
+              <w:t>n</w:t>
+            </w:r>
+          </w:p>
+        </w:tc>
+        <w:tc>
+          <w:tcPr>
+            <w:tcW w:type="dxa" w:w="3324"/>
+          </w:tcPr>
+          <w:p>
+            <w:pPr>
+              <w:jc w:val="left"/>
+            </w:pPr>
+            <w:r/>
+            <w:r>
+              <w:rPr>
+                <w:rFonts w:ascii="맑은 고딕" w:hAnsi="맑은 고딕" w:eastAsia="맑은 고딕"/>
+                <w:b w:val="0"/>
+                <w:sz w:val="20"/>
+              </w:rPr>
+              <w:t>엔</w:t>
+            </w:r>
+          </w:p>
+        </w:tc>
+        <w:tc>
+          <w:tcPr>
+            <w:tcW w:type="dxa" w:w="3324"/>
+          </w:tcPr>
+          <w:p>
+            <w:pPr>
+              <w:jc w:val="left"/>
+            </w:pPr>
+            <w:r/>
+            <w:r>
+              <w:rPr>
+                <w:rFonts w:ascii="맑은 고딕" w:hAnsi="맑은 고딕" w:eastAsia="맑은 고딕"/>
+                <w:b w:val="0"/>
+                <w:sz w:val="20"/>
+              </w:rPr>
+              <w:t>표본 수</w:t>
+            </w:r>
+          </w:p>
+        </w:tc>
+      </w:tr>
+      <w:tr>
+        <w:tc>
+          <w:tcPr>
+            <w:tcW w:type="dxa" w:w="3324"/>
+          </w:tcPr>
+          <w:p>
+            <w:pPr>
+              <w:jc w:val="left"/>
+            </w:pPr>
+            <w:r/>
+            <w:r>
+              <w:rPr>
+                <w:rFonts w:ascii="맑은 고딕" w:hAnsi="맑은 고딕" w:eastAsia="맑은 고딕"/>
+                <w:b w:val="0"/>
+                <w:sz w:val="20"/>
+              </w:rPr>
+              <w:t>√</w:t>
+            </w:r>
+          </w:p>
+        </w:tc>
+        <w:tc>
+          <w:tcPr>
+            <w:tcW w:type="dxa" w:w="3324"/>
+          </w:tcPr>
+          <w:p>
+            <w:pPr>
+              <w:jc w:val="left"/>
+            </w:pPr>
+            <w:r/>
+            <w:r>
+              <w:rPr>
+                <w:rFonts w:ascii="맑은 고딕" w:hAnsi="맑은 고딕" w:eastAsia="맑은 고딕"/>
+                <w:b w:val="0"/>
+                <w:sz w:val="20"/>
+              </w:rPr>
+              <w:t>루트</w:t>
+            </w:r>
+          </w:p>
+        </w:tc>
+        <w:tc>
+          <w:tcPr>
+            <w:tcW w:type="dxa" w:w="3324"/>
+          </w:tcPr>
+          <w:p>
+            <w:pPr>
+              <w:jc w:val="left"/>
+            </w:pPr>
+            <w:r/>
+            <w:r>
+              <w:rPr>
+                <w:rFonts w:ascii="맑은 고딕" w:hAnsi="맑은 고딕" w:eastAsia="맑은 고딕"/>
+                <w:b w:val="0"/>
+                <w:sz w:val="20"/>
+              </w:rPr>
+              <w:t>제곱근</w:t>
+            </w:r>
+          </w:p>
+        </w:tc>
+      </w:tr>
+      <w:tr>
+        <w:tc>
+          <w:tcPr>
+            <w:tcW w:type="dxa" w:w="3324"/>
+          </w:tcPr>
+          <w:p>
+            <w:pPr>
+              <w:jc w:val="left"/>
+            </w:pPr>
+            <w:r/>
+            <w:r>
+              <w:rPr>
+                <w:rFonts w:ascii="맑은 고딕" w:hAnsi="맑은 고딕" w:eastAsia="맑은 고딕"/>
+                <w:b w:val="0"/>
+                <w:sz w:val="20"/>
+              </w:rPr>
+              <w:t>±</w:t>
+            </w:r>
+          </w:p>
+        </w:tc>
+        <w:tc>
+          <w:tcPr>
+            <w:tcW w:type="dxa" w:w="3324"/>
+          </w:tcPr>
+          <w:p>
+            <w:pPr>
+              <w:jc w:val="left"/>
+            </w:pPr>
+            <w:r/>
+            <w:r>
+              <w:rPr>
+                <w:rFonts w:ascii="맑은 고딕" w:hAnsi="맑은 고딕" w:eastAsia="맑은 고딕"/>
+                <w:b w:val="0"/>
+                <w:sz w:val="20"/>
+              </w:rPr>
+              <w:t>플러스마이너스</w:t>
+            </w:r>
+          </w:p>
+        </w:tc>
+        <w:tc>
+          <w:tcPr>
+            <w:tcW w:type="dxa" w:w="3324"/>
+          </w:tcPr>
+          <w:p>
+            <w:pPr>
+              <w:jc w:val="left"/>
+            </w:pPr>
+            <w:r/>
+            <w:r>
+              <w:rPr>
+                <w:rFonts w:ascii="맑은 고딕" w:hAnsi="맑은 고딕" w:eastAsia="맑은 고딕"/>
+                <w:b w:val="0"/>
+                <w:sz w:val="20"/>
+              </w:rPr>
+            </w:r>
+          </w:p>
+        </w:tc>
+      </w:tr>
+      <w:tr>
+        <w:tc>
+          <w:tcPr>
+            <w:tcW w:type="dxa" w:w="3324"/>
+          </w:tcPr>
+          <w:p>
+            <w:pPr>
+              <w:jc w:val="left"/>
+            </w:pPr>
+            <w:r/>
+            <w:r>
+              <w:rPr>
+                <w:rFonts w:ascii="맑은 고딕" w:hAnsi="맑은 고딕" w:eastAsia="맑은 고딕"/>
+                <w:b w:val="0"/>
+                <w:sz w:val="20"/>
+              </w:rPr>
+              <w:t>α</w:t>
+            </w:r>
+          </w:p>
+        </w:tc>
+        <w:tc>
+          <w:tcPr>
+            <w:tcW w:type="dxa" w:w="3324"/>
+          </w:tcPr>
+          <w:p>
+            <w:pPr>
+              <w:jc w:val="left"/>
+            </w:pPr>
+            <w:r/>
+            <w:r>
+              <w:rPr>
+                <w:rFonts w:ascii="맑은 고딕" w:hAnsi="맑은 고딕" w:eastAsia="맑은 고딕"/>
+                <w:b w:val="0"/>
+                <w:sz w:val="20"/>
+              </w:rPr>
+              <w:t>알파</w:t>
+            </w:r>
+          </w:p>
+        </w:tc>
+        <w:tc>
+          <w:tcPr>
+            <w:tcW w:type="dxa" w:w="3324"/>
+          </w:tcPr>
+          <w:p>
+            <w:pPr>
+              <w:jc w:val="left"/>
+            </w:pPr>
+            <w:r/>
+            <w:r>
+              <w:rPr>
+                <w:rFonts w:ascii="맑은 고딕" w:hAnsi="맑은 고딕" w:eastAsia="맑은 고딕"/>
+                <w:b w:val="0"/>
+                <w:sz w:val="20"/>
+              </w:rPr>
+              <w:t>유의수준</w:t>
+            </w:r>
+          </w:p>
+        </w:tc>
+      </w:tr>
+      <w:tr>
+        <w:tc>
+          <w:tcPr>
+            <w:tcW w:type="dxa" w:w="3324"/>
+          </w:tcPr>
+          <w:p>
+            <w:pPr>
+              <w:jc w:val="left"/>
+            </w:pPr>
+            <w:r/>
+            <w:r>
+              <w:rPr>
+                <w:rFonts w:ascii="맑은 고딕" w:hAnsi="맑은 고딕" w:eastAsia="맑은 고딕"/>
+                <w:b w:val="0"/>
+                <w:sz w:val="20"/>
+              </w:rPr>
+              <w:t>10⁻¹²</w:t>
+            </w:r>
+          </w:p>
+        </w:tc>
+        <w:tc>
+          <w:tcPr>
+            <w:tcW w:type="dxa" w:w="3324"/>
+          </w:tcPr>
+          <w:p>
+            <w:pPr>
+              <w:jc w:val="left"/>
+            </w:pPr>
+            <w:r/>
+            <w:r>
+              <w:rPr>
+                <w:rFonts w:ascii="맑은 고딕" w:hAnsi="맑은 고딕" w:eastAsia="맑은 고딕"/>
+                <w:b w:val="0"/>
+                <w:sz w:val="20"/>
+              </w:rPr>
+              <w:t>십의 마이너스 십이승</w:t>
+            </w:r>
+          </w:p>
+        </w:tc>
+        <w:tc>
+          <w:tcPr>
+            <w:tcW w:type="dxa" w:w="3324"/>
+          </w:tcPr>
+          <w:p>
+            <w:pPr>
+              <w:jc w:val="left"/>
+            </w:pPr>
+            <w:r/>
+            <w:r>
+              <w:rPr>
+                <w:rFonts w:ascii="맑은 고딕" w:hAnsi="맑은 고딕" w:eastAsia="맑은 고딕"/>
+                <w:b w:val="0"/>
+                <w:sz w:val="20"/>
+              </w:rPr>
+            </w:r>
+          </w:p>
+        </w:tc>
+      </w:tr>
+      <w:tr>
+        <w:tc>
+          <w:tcPr>
+            <w:tcW w:type="dxa" w:w="3324"/>
+          </w:tcPr>
+          <w:p>
+            <w:pPr>
+              <w:jc w:val="left"/>
+            </w:pPr>
+            <w:r/>
+            <w:r>
+              <w:rPr>
+                <w:rFonts w:ascii="맑은 고딕" w:hAnsi="맑은 고딕" w:eastAsia="맑은 고딕"/>
+                <w:b w:val="0"/>
+                <w:sz w:val="20"/>
+              </w:rPr>
+              <w:t>%p</w:t>
+            </w:r>
+          </w:p>
+        </w:tc>
+        <w:tc>
+          <w:tcPr>
+            <w:tcW w:type="dxa" w:w="3324"/>
+          </w:tcPr>
+          <w:p>
+            <w:pPr>
+              <w:jc w:val="left"/>
+            </w:pPr>
+            <w:r/>
+            <w:r>
+              <w:rPr>
+                <w:rFonts w:ascii="맑은 고딕" w:hAnsi="맑은 고딕" w:eastAsia="맑은 고딕"/>
+                <w:b w:val="0"/>
+                <w:sz w:val="20"/>
+              </w:rPr>
+              <w:t>퍼센트 포인트</w:t>
+            </w:r>
+          </w:p>
+        </w:tc>
+        <w:tc>
+          <w:tcPr>
+            <w:tcW w:type="dxa" w:w="3324"/>
+          </w:tcPr>
+          <w:p>
+            <w:pPr>
+              <w:jc w:val="left"/>
+            </w:pPr>
+            <w:r/>
+            <w:r>
+              <w:rPr>
+                <w:rFonts w:ascii="맑은 고딕" w:hAnsi="맑은 고딕" w:eastAsia="맑은 고딕"/>
+                <w:b w:val="0"/>
+                <w:sz w:val="20"/>
+              </w:rPr>
+            </w:r>
+          </w:p>
+        </w:tc>
+      </w:tr>
+    </w:tbl>
+    <w:p>
+      <w:pPr>
+        <w:spacing w:before="200" w:after="80" w:line="336" w:lineRule="auto"/>
+        <w:jc w:val="left"/>
+      </w:pPr>
+      <w:r>
+        <w:rPr>
+          <w:rFonts w:ascii="맑은 고딕" w:hAnsi="맑은 고딕" w:eastAsia="맑은 고딕"/>
+          <w:b/>
+          <w:color w:val="1F3A6B"/>
+          <w:sz w:val="24"/>
+        </w:rPr>
+        <w:t>5-2. 약어 풀어서 말하기 (청중 친숙도 ↑)</w:t>
+      </w:r>
+    </w:p>
+    <w:tbl>
+      <w:tblPr>
+        <w:tblStyle w:val="LightGrid-Accent1"/>
+        <w:tblW w:type="auto" w:w="0"/>
+        <w:jc w:val="center"/>
+        <w:tblLook w:firstColumn="1" w:firstRow="1" w:lastColumn="0" w:lastRow="0" w:noHBand="0" w:noVBand="1" w:val="04A0"/>
+      </w:tblPr>
+      <w:tblGrid>
+        <w:gridCol w:w="3324"/>
+        <w:gridCol w:w="3324"/>
+        <w:gridCol w:w="3324"/>
+      </w:tblGrid>
+      <w:tr>
+        <w:tc>
+          <w:tcPr>
+            <w:tcW w:type="dxa" w:w="3324"/>
+          </w:tcPr>
+          <w:p>
+            <w:pPr>
+              <w:jc w:val="center"/>
+            </w:pPr>
+            <w:r/>
+            <w:r>
+              <w:rPr>
+                <w:rFonts w:ascii="맑은 고딕" w:hAnsi="맑은 고딕" w:eastAsia="맑은 고딕"/>
+                <w:b/>
+                <w:sz w:val="20"/>
+              </w:rPr>
+              <w:t>약어</w:t>
+            </w:r>
+          </w:p>
+        </w:tc>
+        <w:tc>
+          <w:tcPr>
+            <w:tcW w:type="dxa" w:w="3324"/>
+          </w:tcPr>
+          <w:p>
+            <w:pPr>
+              <w:jc w:val="center"/>
+            </w:pPr>
+            <w:r/>
+            <w:r>
+              <w:rPr>
+                <w:rFonts w:ascii="맑은 고딕" w:hAnsi="맑은 고딕" w:eastAsia="맑은 고딕"/>
+                <w:b/>
+                <w:sz w:val="20"/>
+              </w:rPr>
+              <w:t>발음 그대로</w:t>
+            </w:r>
+          </w:p>
+        </w:tc>
+        <w:tc>
+          <w:tcPr>
+            <w:tcW w:type="dxa" w:w="3324"/>
+          </w:tcPr>
+          <w:p>
+            <w:pPr>
+              <w:jc w:val="center"/>
+            </w:pPr>
+            <w:r/>
+            <w:r>
+              <w:rPr>
+                <w:rFonts w:ascii="맑은 고딕" w:hAnsi="맑은 고딕" w:eastAsia="맑은 고딕"/>
+                <w:b/>
+                <w:sz w:val="20"/>
+              </w:rPr>
+              <w:t>권장 (한국어)</w:t>
+            </w:r>
+          </w:p>
+        </w:tc>
+      </w:tr>
+      <w:tr>
+        <w:tc>
+          <w:tcPr>
+            <w:tcW w:type="dxa" w:w="3324"/>
+          </w:tcPr>
+          <w:p>
+            <w:pPr>
+              <w:jc w:val="left"/>
+            </w:pPr>
+            <w:r/>
+            <w:r>
+              <w:rPr>
+                <w:rFonts w:ascii="맑은 고딕" w:hAnsi="맑은 고딕" w:eastAsia="맑은 고딕"/>
+                <w:b w:val="0"/>
+                <w:sz w:val="20"/>
+              </w:rPr>
+              <w:t>SE</w:t>
+            </w:r>
+          </w:p>
+        </w:tc>
+        <w:tc>
+          <w:tcPr>
+            <w:tcW w:type="dxa" w:w="3324"/>
+          </w:tcPr>
+          <w:p>
+            <w:pPr>
+              <w:jc w:val="left"/>
+            </w:pPr>
+            <w:r/>
+            <w:r>
+              <w:rPr>
+                <w:rFonts w:ascii="맑은 고딕" w:hAnsi="맑은 고딕" w:eastAsia="맑은 고딕"/>
+                <w:b w:val="0"/>
+                <w:sz w:val="20"/>
+              </w:rPr>
+              <w:t>에스이</w:t>
+            </w:r>
+          </w:p>
+        </w:tc>
+        <w:tc>
+          <w:tcPr>
+            <w:tcW w:type="dxa" w:w="3324"/>
+          </w:tcPr>
+          <w:p>
+            <w:pPr>
+              <w:jc w:val="left"/>
+            </w:pPr>
+            <w:r/>
+            <w:r>
+              <w:rPr>
+                <w:rFonts w:ascii="맑은 고딕" w:hAnsi="맑은 고딕" w:eastAsia="맑은 고딕"/>
+                <w:b w:val="0"/>
+                <w:sz w:val="20"/>
+              </w:rPr>
+              <w:t>표준오차</w:t>
+            </w:r>
+          </w:p>
+        </w:tc>
+      </w:tr>
+      <w:tr>
+        <w:tc>
+          <w:tcPr>
+            <w:tcW w:type="dxa" w:w="3324"/>
+          </w:tcPr>
+          <w:p>
+            <w:pPr>
+              <w:jc w:val="left"/>
+            </w:pPr>
+            <w:r/>
+            <w:r>
+              <w:rPr>
+                <w:rFonts w:ascii="맑은 고딕" w:hAnsi="맑은 고딕" w:eastAsia="맑은 고딕"/>
+                <w:b w:val="0"/>
+                <w:sz w:val="20"/>
+              </w:rPr>
+              <w:t>MoE</w:t>
+            </w:r>
+          </w:p>
+        </w:tc>
+        <w:tc>
+          <w:tcPr>
+            <w:tcW w:type="dxa" w:w="3324"/>
+          </w:tcPr>
+          <w:p>
+            <w:pPr>
+              <w:jc w:val="left"/>
+            </w:pPr>
+            <w:r/>
+            <w:r>
+              <w:rPr>
+                <w:rFonts w:ascii="맑은 고딕" w:hAnsi="맑은 고딕" w:eastAsia="맑은 고딕"/>
+                <w:b w:val="0"/>
+                <w:sz w:val="20"/>
+              </w:rPr>
+              <w:t>엠오이</w:t>
+            </w:r>
+          </w:p>
+        </w:tc>
+        <w:tc>
+          <w:tcPr>
+            <w:tcW w:type="dxa" w:w="3324"/>
+          </w:tcPr>
+          <w:p>
+            <w:pPr>
+              <w:jc w:val="left"/>
+            </w:pPr>
+            <w:r/>
+            <w:r>
+              <w:rPr>
+                <w:rFonts w:ascii="맑은 고딕" w:hAnsi="맑은 고딕" w:eastAsia="맑은 고딕"/>
+                <w:b w:val="0"/>
+                <w:sz w:val="20"/>
+              </w:rPr>
+              <w:t>오차범위</w:t>
+            </w:r>
+          </w:p>
+        </w:tc>
+      </w:tr>
+      <w:tr>
+        <w:tc>
+          <w:tcPr>
+            <w:tcW w:type="dxa" w:w="3324"/>
+          </w:tcPr>
+          <w:p>
+            <w:pPr>
+              <w:jc w:val="left"/>
+            </w:pPr>
+            <w:r/>
+            <w:r>
+              <w:rPr>
+                <w:rFonts w:ascii="맑은 고딕" w:hAnsi="맑은 고딕" w:eastAsia="맑은 고딕"/>
+                <w:b w:val="0"/>
+                <w:sz w:val="20"/>
+              </w:rPr>
+              <w:t>CI</w:t>
+            </w:r>
+          </w:p>
+        </w:tc>
+        <w:tc>
+          <w:tcPr>
+            <w:tcW w:type="dxa" w:w="3324"/>
+          </w:tcPr>
+          <w:p>
+            <w:pPr>
+              <w:jc w:val="left"/>
+            </w:pPr>
+            <w:r/>
+            <w:r>
+              <w:rPr>
+                <w:rFonts w:ascii="맑은 고딕" w:hAnsi="맑은 고딕" w:eastAsia="맑은 고딕"/>
+                <w:b w:val="0"/>
+                <w:sz w:val="20"/>
+              </w:rPr>
+              <w:t>씨아이</w:t>
+            </w:r>
+          </w:p>
+        </w:tc>
+        <w:tc>
+          <w:tcPr>
+            <w:tcW w:type="dxa" w:w="3324"/>
+          </w:tcPr>
+          <w:p>
+            <w:pPr>
+              <w:jc w:val="left"/>
+            </w:pPr>
+            <w:r/>
+            <w:r>
+              <w:rPr>
+                <w:rFonts w:ascii="맑은 고딕" w:hAnsi="맑은 고딕" w:eastAsia="맑은 고딕"/>
+                <w:b w:val="0"/>
+                <w:sz w:val="20"/>
+              </w:rPr>
+              <w:t>신뢰구간</w:t>
+            </w:r>
+          </w:p>
+        </w:tc>
+      </w:tr>
+      <w:tr>
+        <w:tc>
+          <w:tcPr>
+            <w:tcW w:type="dxa" w:w="3324"/>
+          </w:tcPr>
+          <w:p>
+            <w:pPr>
+              <w:jc w:val="left"/>
+            </w:pPr>
+            <w:r/>
+            <w:r>
+              <w:rPr>
+                <w:rFonts w:ascii="맑은 고딕" w:hAnsi="맑은 고딕" w:eastAsia="맑은 고딕"/>
+                <w:b w:val="0"/>
+                <w:sz w:val="20"/>
+              </w:rPr>
+              <w:t>CLT</w:t>
+            </w:r>
+          </w:p>
+        </w:tc>
+        <w:tc>
+          <w:tcPr>
+            <w:tcW w:type="dxa" w:w="3324"/>
+          </w:tcPr>
+          <w:p>
+            <w:pPr>
+              <w:jc w:val="left"/>
+            </w:pPr>
+            <w:r/>
+            <w:r>
+              <w:rPr>
+                <w:rFonts w:ascii="맑은 고딕" w:hAnsi="맑은 고딕" w:eastAsia="맑은 고딕"/>
+                <w:b w:val="0"/>
+                <w:sz w:val="20"/>
+              </w:rPr>
+              <w:t>씨엘티</w:t>
+            </w:r>
+          </w:p>
+        </w:tc>
+        <w:tc>
+          <w:tcPr>
+            <w:tcW w:type="dxa" w:w="3324"/>
+          </w:tcPr>
+          <w:p>
+            <w:pPr>
+              <w:jc w:val="left"/>
+            </w:pPr>
+            <w:r/>
+            <w:r>
+              <w:rPr>
+                <w:rFonts w:ascii="맑은 고딕" w:hAnsi="맑은 고딕" w:eastAsia="맑은 고딕"/>
+                <w:b w:val="0"/>
+                <w:sz w:val="20"/>
+              </w:rPr>
+              <w:t>중심극한정리</w:t>
+            </w:r>
+          </w:p>
+        </w:tc>
+      </w:tr>
+    </w:tbl>
+    <w:p>
+      <w:pPr>
+        <w:spacing w:before="200" w:after="80" w:line="336" w:lineRule="auto"/>
+        <w:jc w:val="left"/>
+      </w:pPr>
+      <w:r>
+        <w:rPr>
+          <w:rFonts w:ascii="맑은 고딕" w:hAnsi="맑은 고딕" w:eastAsia="맑은 고딕"/>
+          <w:b/>
+          <w:color w:val="1F3A6B"/>
+          <w:sz w:val="24"/>
+        </w:rPr>
+        <w:t>5-3. 수식 발음 예시</w:t>
+      </w:r>
+    </w:p>
+    <w:p>
+      <w:pPr>
+        <w:spacing w:before="0" w:after="40" w:line="336" w:lineRule="auto"/>
+        <w:ind w:left="170"/>
+        <w:jc w:val="left"/>
+      </w:pPr>
+      <w:r>
+        <w:rPr>
+          <w:rFonts w:ascii="맑은 고딕" w:hAnsi="맑은 고딕" w:eastAsia="맑은 고딕"/>
+          <w:b/>
+          <w:sz w:val="22"/>
+        </w:rPr>
+        <w:t>• p ± 1.96 · √(p(1-p)/n)</w:t>
+      </w:r>
+    </w:p>
+    <w:p>
+      <w:pPr>
+        <w:spacing w:before="0" w:after="160" w:line="336" w:lineRule="auto"/>
+        <w:ind w:left="340"/>
+        <w:jc w:val="left"/>
+      </w:pPr>
+      <w:r>
+        <w:rPr>
+          <w:rFonts w:ascii="맑은 고딕" w:hAnsi="맑은 고딕" w:eastAsia="맑은 고딕"/>
+          <w:b w:val="0"/>
+          <w:color w:val="555555"/>
+          <w:sz w:val="22"/>
+        </w:rPr>
+        <w:t xml:space="preserve">  → 피 플러스마이너스 일점구육 곱하기 루트, 피 곱하기 일 빼기 피, 나누기 엔</w:t>
+      </w:r>
+    </w:p>
+    <w:p>
+      <w:pPr>
+        <w:spacing w:before="0" w:after="40" w:line="336" w:lineRule="auto"/>
+        <w:ind w:left="170"/>
+        <w:jc w:val="left"/>
+      </w:pPr>
+      <w:r>
+        <w:rPr>
+          <w:rFonts w:ascii="맑은 고딕" w:hAnsi="맑은 고딕" w:eastAsia="맑은 고딕"/>
+          <w:b/>
+          <w:sz w:val="22"/>
+        </w:rPr>
+        <w:t>• Z = (p_정 − p_오) / SE_Δ</w:t>
+      </w:r>
+    </w:p>
+    <w:p>
+      <w:pPr>
+        <w:spacing w:before="0" w:after="160" w:line="336" w:lineRule="auto"/>
+        <w:ind w:left="340"/>
+        <w:jc w:val="left"/>
+      </w:pPr>
+      <w:r>
+        <w:rPr>
+          <w:rFonts w:ascii="맑은 고딕" w:hAnsi="맑은 고딕" w:eastAsia="맑은 고딕"/>
+          <w:b w:val="0"/>
+          <w:color w:val="555555"/>
+          <w:sz w:val="22"/>
+        </w:rPr>
+        <w:t xml:space="preserve">  → 제트는 피 정 빼기 피 오 나누기, 차이의 표준오차</w:t>
+      </w:r>
+    </w:p>
+    <w:p>
+      <w:pPr>
+        <w:spacing w:before="0" w:after="40" w:line="336" w:lineRule="auto"/>
+        <w:ind w:left="170"/>
+        <w:jc w:val="left"/>
+      </w:pPr>
+      <w:r>
+        <w:rPr>
+          <w:rFonts w:ascii="맑은 고딕" w:hAnsi="맑은 고딕" w:eastAsia="맑은 고딕"/>
+          <w:b/>
+          <w:sz w:val="22"/>
+        </w:rPr>
+        <w:t>• p-value = 1 − Φ(Z)</w:t>
+      </w:r>
+    </w:p>
+    <w:p>
+      <w:pPr>
+        <w:spacing w:before="0" w:after="160" w:line="336" w:lineRule="auto"/>
+        <w:ind w:left="340"/>
+        <w:jc w:val="left"/>
+      </w:pPr>
+      <w:r>
+        <w:rPr>
+          <w:rFonts w:ascii="맑은 고딕" w:hAnsi="맑은 고딕" w:eastAsia="맑은 고딕"/>
+          <w:b w:val="0"/>
+          <w:color w:val="555555"/>
+          <w:sz w:val="22"/>
+        </w:rPr>
+        <w:t xml:space="preserve">  → 피 밸류는 일 빼기 파이 오브 제트</w:t>
+      </w:r>
+    </w:p>
+    <w:p>
+      <w:pPr>
+        <w:spacing w:before="0" w:after="40" w:line="336" w:lineRule="auto"/>
+        <w:ind w:left="170"/>
+        <w:jc w:val="left"/>
+      </w:pPr>
+      <w:r>
+        <w:rPr>
+          <w:rFonts w:ascii="맑은 고딕" w:hAnsi="맑은 고딕" w:eastAsia="맑은 고딕"/>
+          <w:b/>
+          <w:sz w:val="22"/>
+        </w:rPr>
+        <w:t>• p-value = 3.73 × 10⁻¹²</w:t>
+      </w:r>
+    </w:p>
+    <w:p>
+      <w:pPr>
+        <w:spacing w:before="0" w:after="160" w:line="336" w:lineRule="auto"/>
+        <w:ind w:left="340"/>
+        <w:jc w:val="left"/>
+      </w:pPr>
+      <w:r>
+        <w:rPr>
+          <w:rFonts w:ascii="맑은 고딕" w:hAnsi="맑은 고딕" w:eastAsia="맑은 고딕"/>
+          <w:b w:val="0"/>
+          <w:color w:val="555555"/>
+          <w:sz w:val="22"/>
+        </w:rPr>
+        <w:t xml:space="preserve">  → 피 밸류 삼점칠삼 곱하기 십의 마이너스 십이승</w:t>
+      </w:r>
+    </w:p>
+    <w:p>
+      <w:pPr>
+        <w:spacing w:before="0" w:after="40" w:line="336" w:lineRule="auto"/>
+        <w:ind w:left="170"/>
+        <w:jc w:val="left"/>
+      </w:pPr>
+      <w:r>
+        <w:rPr>
+          <w:rFonts w:ascii="맑은 고딕" w:hAnsi="맑은 고딕" w:eastAsia="맑은 고딕"/>
+          <w:b/>
+          <w:sz w:val="22"/>
+        </w:rPr>
+        <w:t>• 95% CI [37.6%, 44.4%]</w:t>
+      </w:r>
+    </w:p>
+    <w:p>
+      <w:pPr>
+        <w:spacing w:before="0" w:after="160" w:line="336" w:lineRule="auto"/>
+        <w:ind w:left="340"/>
+        <w:jc w:val="left"/>
+      </w:pPr>
+      <w:r>
+        <w:rPr>
+          <w:rFonts w:ascii="맑은 고딕" w:hAnsi="맑은 고딕" w:eastAsia="맑은 고딕"/>
+          <w:b w:val="0"/>
+          <w:color w:val="555555"/>
+          <w:sz w:val="22"/>
+        </w:rPr>
+        <w:t xml:space="preserve">  → 95% 신뢰구간 삼십칠점육 퍼센트에서 사십사점사 퍼센트</w:t>
+      </w:r>
+    </w:p>
+    <w:p>
+      <w:pPr>
+        <w:spacing w:before="0" w:after="40" w:line="336" w:lineRule="auto"/>
+        <w:ind w:left="170"/>
+        <w:jc w:val="left"/>
+      </w:pPr>
+      <w:r>
+        <w:rPr>
+          <w:rFonts w:ascii="맑은 고딕" w:hAnsi="맑은 고딕" w:eastAsia="맑은 고딕"/>
+          <w:b/>
+          <w:sz w:val="22"/>
+        </w:rPr>
+        <w:t>• Z = +6.85</w:t>
+      </w:r>
+    </w:p>
+    <w:p>
+      <w:pPr>
+        <w:spacing w:before="0" w:after="160" w:line="336" w:lineRule="auto"/>
+        <w:ind w:left="340"/>
+        <w:jc w:val="left"/>
+      </w:pPr>
+      <w:r>
+        <w:rPr>
+          <w:rFonts w:ascii="맑은 고딕" w:hAnsi="맑은 고딕" w:eastAsia="맑은 고딕"/>
+          <w:b w:val="0"/>
+          <w:color w:val="555555"/>
+          <w:sz w:val="22"/>
+        </w:rPr>
+        <w:t xml:space="preserve">  → 검정통계량 제트가 플러스 육점팔오</w:t>
+      </w:r>
+    </w:p>
+    <w:p>
+      <w:pPr>
+        <w:spacing w:before="160" w:after="80" w:line="336" w:lineRule="auto"/>
+        <w:ind w:left="170"/>
+        <w:jc w:val="left"/>
+      </w:pPr>
+      <w:r>
+        <w:rPr>
+          <w:rFonts w:ascii="맑은 고딕" w:hAnsi="맑은 고딕" w:eastAsia="맑은 고딕"/>
+          <w:b w:val="0"/>
+          <w:color w:val="6B7280"/>
+          <w:sz w:val="20"/>
+        </w:rPr>
+        <w:t>Tip: 약어가 처음 등장할 때만 한국어로 풀어주고, 이후엔 짧게 약어로 말해도 OK</w:t>
+      </w:r>
+    </w:p>
+    <w:p>
+      <w:pPr>
+        <w:spacing w:before="280" w:after="160" w:line="336" w:lineRule="auto"/>
+        <w:jc w:val="left"/>
+      </w:pPr>
+      <w:r>
+        <w:rPr>
+          <w:rFonts w:ascii="맑은 고딕" w:hAnsi="맑은 고딕" w:eastAsia="맑은 고딕"/>
+          <w:b/>
+          <w:color w:val="1F3A6B"/>
+          <w:sz w:val="32"/>
+        </w:rPr>
+        <w:t>6. 시간 압축안 (옵션)</w:t>
       </w:r>
     </w:p>
     <w:p>

--- a/노희래_발표스크립트.docx
+++ b/노희래_발표스크립트.docx
@@ -1283,10 +1283,10 @@
         <w:t>이 과제에서 제가 풀어야 할 핵심 질문은 두 가지였습니다.</w:t>
         <w:br/>
         <w:br/>
-        <w:t>첫 번째 질문은, 한 번의 여론조사로 모집단 전체의 진짜 지지율을 단정할 수 있는가? 정답은 못 한다는 것입니다. 표본 비율 p 주변에는 항상 신뢰구간이 존재합니다. PDF p44 의 핵심 내용입니다.</w:t>
+        <w:t>첫 번째 질문은, 한 번의 여론조사로 모집단 전체의 진짜 지지율을 단정할 수 있는가? 정답은 못 한다는 것입니다. 표본 비율 p (피) 주변에는 항상 신뢰구간이 존재합니다. PDF p44 의 핵심 내용입니다.</w:t>
         <w:br/>
         <w:br/>
-        <w:t>두 번째 질문은, 여러 조사를 합치면 더 정확해지는가? 정답은 가능하다는 것입니다. PDF p28 의 중심극한정리 덕분에, σ 가 σ/√n 으로 줄어들기 때문입니다. 표본을 N배 늘리면 신뢰구간 폭은 √N배 좁아집니다.</w:t>
+        <w:t>두 번째 질문은, 여러 조사를 합치면 더 정확해지는가? 정답은 가능하다는 것입니다. PDF p28 의 중심극한정리 덕분에, σ (시그마) 가 σ/√n (시그마 나누기 루트 엔) 으로 줄어들기 때문입니다. 표본을 N배 늘리면 신뢰구간 폭은 √N (루트 엔) 배 좁아집니다.</w:t>
         <w:br/>
         <w:br/>
         <w:t>이 두 원리를 그대로 파이썬 코드, 즉 analyze.py 로 구현해서 서울시장 여론조사 5건을 분석했습니다.</w:t>
@@ -1335,16 +1335,16 @@
           <w:b w:val="0"/>
           <w:sz w:val="22"/>
         </w:rPr>
-        <w:t>첫 번째 통계 개념은 모비율 신뢰구간입니다. 공식 자체는 PDF p44 그대로입니다. p ± 1.96 곱하기 √(p 곱하기 1-p 나누기 n).</w:t>
+        <w:t>첫 번째 통계 개념은 모비율 신뢰구간입니다. 공식 자체는 PDF p44 그대로입니다. p (피) 플러스마이너스 1.96 곱하기 루트, p (피) 곱하기 1 빼기 p, 나누기 n.</w:t>
         <w:br/>
         <w:br/>
-        <w:t>처음에 1.96 이라는 숫자가 어디서 오는지 헷갈렸는데요, 표준정규분포에서 양쪽 꼬리 합 5%를 자르는 임계값이 |Z|=1.96 이라는 것을 PDF p15 에서 확인했습니다. 그래서 95% 신뢰구간이 되는 거죠.</w:t>
+        <w:t>처음에 1.96 이라는 숫자가 어디서 오는지 헷갈렸는데요, 표준정규분포에서 양쪽 꼬리 합 5%를 자르는 임계값이 절댓값 Z (제트) 가 1.96 이라는 것을 PDF p15 에서 확인했습니다. 그래서 95% 신뢰구간이 되는 거죠.</w:t>
         <w:br/>
         <w:br/>
         <w:t>PDF p9 에서 '신뢰는 욕먹지 않을 만큼' 이라는 표현이 인상 깊었습니다. 95%는 100번 조사하면 95번 안에 진짜 모비율이 들어 있을 거라는, 사회가 합의한 기준선입니다.</w:t>
         <w:br/>
         <w:br/>
-        <w:t>공식이 정말 작동하는지 손으로 직접 계산해 봤습니다. 5월 2일 SBS 조사 데이터로 SE 계산하면 0.01740, 1.96 곱하면 오차범위 ±3.41%p, 이게 언론사가 발표한 ±3.5%p 와 일치합니다. 신뢰구간도 코드 출력과 동일합니다. 코드가 통계 이론대로 정확하게 작동한다는 검증입니다.</w:t>
+        <w:t>공식이 정말 작동하는지 손으로 직접 계산해 봤습니다. 5월 2일 SBS 조사 데이터로 SE (에스이, 즉 표준오차) 계산하면 영점영일칠사, 여기에 일점구육 곱하면 오차범위 플러스마이너스 삼점사일 퍼센트포인트. 이게 언론사가 발표한 플러스마이너스 삼점오 퍼센트포인트와 일치합니다. 신뢰구간도 코드 출력과 동일합니다. 코드가 통계 이론대로 정확하게 작동한다는 검증입니다.</w:t>
       </w:r>
     </w:p>
     <w:p>
@@ -1393,13 +1393,13 @@
         <w:t>두 번째 통계 개념은 가설검정입니다. 두 후보의 지지율이 통계적으로 정말 다른지 검증하는 절차입니다.</w:t>
         <w:br/>
         <w:br/>
-        <w:t>귀무가설 H₀ 는 '두 후보 동률', 대립가설 H₁ 은 '정원오가 오세훈보다 우세' 로 설정했습니다. 이건 단측 검정입니다. 데이터 보고 방향을 바꾸는 건 통계적으로 무효이기 때문에, 분석 시작 전에 H₁ 을 고정했습니다.</w:t>
+        <w:t>귀무가설 H₀ (에이치 제로) 는 '두 후보 동률', 대립가설 H₁ (에이치 원) 은 '정원오가 오세훈보다 우세' 로 설정했습니다. 이건 단측 검정입니다. 데이터 보고 방향을 바꾸는 건 통계적으로 무효이기 때문에, 분석 시작 전에 H₁ 을 고정했습니다.</w:t>
         <w:br/>
         <w:br/>
-        <w:t>검정통계량 Z 는 두 후보 지지율 차이를 차이의 표준오차로 나눈 값입니다. 여기서 차이의 분산은 다항분포 공분산을 반영해 (p_A 더하기 p_B 빼기 p_A 빼기 p_B 의 제곱) 나누기 n 으로 계산합니다.</w:t>
+        <w:t>검정통계량 Z (제트) 는 두 후보 지지율 차이를 차이의 표준오차로 나눈 값입니다. 여기서 차이의 분산은 다항분포 공분산을 반영해 p_A (피 에이) 더하기 p_B (피 비) 빼기, p_A 빼기 p_B 의 제곱, 나누기 n 으로 계산합니다.</w:t>
         <w:br/>
         <w:br/>
-        <w:t>p-value 는 PDF p60 정의 그대로 1종 오류가 일어날 확률입니다. 차이가 없는데 있다고 잘못 발표할 위험을 의미하고요, 작을수록 H₀ 기각 근거가 강합니다. 본 분석 결과는 사실상 0 입니다.</w:t>
+        <w:t>p-value (피 밸류) 는 1 빼기 Φ(Z) (파이 오브 제트), 즉 표준정규분포의 누적확률입니다. PDF p60 정의 그대로 1종 오류가 일어날 확률을 의미합니다. 차이가 없는데 있다고 잘못 발표할 위험을 의미하고요, 작을수록 H₀ 기각 근거가 강합니다. 본 분석 결과는 사실상 0 입니다.</w:t>
       </w:r>
     </w:p>
     <w:p>
@@ -1653,13 +1653,13 @@
           <w:b w:val="0"/>
           <w:sz w:val="22"/>
         </w:rPr>
-        <w:t>마지막 차트는 가설검정의 시각적 표현입니다. 표준정규분포 N(0,1) 위에서 관측 Z 가 어디 있는지 보여줍니다.</w:t>
+        <w:t>마지막 차트는 가설검정의 시각적 표현입니다. 표준정규분포 N (제로, 원), 즉 평균 0에 표준편차 1인 정규분포 위에서 관측 Z (제트) 가 어디 있는지 보여줍니다.</w:t>
         <w:br/>
         <w:br/>
-        <w:t>Z 가 +6.85 입니다. 95% 신뢰수준 임계값 1.96 과 99% 신뢰수준 임계값 2.58 을 모두 한참 넘었습니다. 그래서 빨간 꼬리 면적, 즉 p-value 가 사실상 0 인 겁니다.</w:t>
+        <w:t>Z (제트) 가 플러스 육점팔오 입니다. 95% 신뢰수준 임계값 일점구육 과 99% 신뢰수준 임계값 이점오팔 을 모두 한참 넘었습니다. 그래서 빨간 꼬리 면적, 즉 p-value (피 밸류) 가 사실상 0 인 겁니다.</w:t>
         <w:br/>
         <w:br/>
-        <w:t>결론, H₀ 즉 '두 후보 동률' 가설을 99% 신뢰수준에서도 강하게 기각합니다. 이게 본 분석의 통계적 근거입니다.</w:t>
+        <w:t>결론, H₀ (에이치 제로), 즉 '두 후보 동률' 가설을 99% 신뢰수준에서도 강하게 기각합니다. 이게 본 분석의 통계적 근거입니다.</w:t>
       </w:r>
     </w:p>
     <w:p>
@@ -2132,7 +2132,7 @@
           <w:color w:val="1F3A6B"/>
           <w:sz w:val="24"/>
         </w:rPr>
-        <w:t>5-1. 핵심 기호</w:t>
+        <w:t>5-1. 핵심 기호 — 본 발표에 직접 등장</w:t>
       </w:r>
     </w:p>
     <w:tbl>
@@ -2517,6 +2517,65 @@
                 <w:b w:val="0"/>
                 <w:sz w:val="20"/>
               </w:rPr>
+              <w:t>p_A, p_B</w:t>
+            </w:r>
+          </w:p>
+        </w:tc>
+        <w:tc>
+          <w:tcPr>
+            <w:tcW w:type="dxa" w:w="3324"/>
+          </w:tcPr>
+          <w:p>
+            <w:pPr>
+              <w:jc w:val="left"/>
+            </w:pPr>
+            <w:r/>
+            <w:r>
+              <w:rPr>
+                <w:rFonts w:ascii="맑은 고딕" w:hAnsi="맑은 고딕" w:eastAsia="맑은 고딕"/>
+                <w:b w:val="0"/>
+                <w:sz w:val="20"/>
+              </w:rPr>
+              <w:t>피 에이, 피 비</w:t>
+            </w:r>
+          </w:p>
+        </w:tc>
+        <w:tc>
+          <w:tcPr>
+            <w:tcW w:type="dxa" w:w="3324"/>
+          </w:tcPr>
+          <w:p>
+            <w:pPr>
+              <w:jc w:val="left"/>
+            </w:pPr>
+            <w:r/>
+            <w:r>
+              <w:rPr>
+                <w:rFonts w:ascii="맑은 고딕" w:hAnsi="맑은 고딕" w:eastAsia="맑은 고딕"/>
+                <w:b w:val="0"/>
+                <w:sz w:val="20"/>
+              </w:rPr>
+              <w:t>후보 A, B 의 비율</w:t>
+            </w:r>
+          </w:p>
+        </w:tc>
+      </w:tr>
+      <w:tr>
+        <w:tc>
+          <w:tcPr>
+            <w:tcW w:type="dxa" w:w="3324"/>
+          </w:tcPr>
+          <w:p>
+            <w:pPr>
+              <w:jc w:val="left"/>
+            </w:pPr>
+            <w:r/>
+            <w:r>
+              <w:rPr>
+                <w:rFonts w:ascii="맑은 고딕" w:hAnsi="맑은 고딕" w:eastAsia="맑은 고딕"/>
+                <w:b w:val="0"/>
+                <w:sz w:val="20"/>
+              </w:rPr>
               <w:t>p-value</w:t>
             </w:r>
           </w:p>
@@ -2614,7 +2673,7 @@
                 <w:b w:val="0"/>
                 <w:sz w:val="20"/>
               </w:rPr>
-              <w:t>표준정규 누적함수</w:t>
+              <w:t>표준정규 누적함수 (대문자 Phi)</w:t>
             </w:r>
           </w:p>
         </w:tc>
@@ -2673,7 +2732,361 @@
                 <w:b w:val="0"/>
                 <w:sz w:val="20"/>
               </w:rPr>
-              <w:t>표준편차</w:t>
+              <w:t>(모)표준편차</w:t>
+            </w:r>
+          </w:p>
+        </w:tc>
+      </w:tr>
+      <w:tr>
+        <w:tc>
+          <w:tcPr>
+            <w:tcW w:type="dxa" w:w="3324"/>
+          </w:tcPr>
+          <w:p>
+            <w:pPr>
+              <w:jc w:val="left"/>
+            </w:pPr>
+            <w:r/>
+            <w:r>
+              <w:rPr>
+                <w:rFonts w:ascii="맑은 고딕" w:hAnsi="맑은 고딕" w:eastAsia="맑은 고딕"/>
+                <w:b w:val="0"/>
+                <w:sz w:val="20"/>
+              </w:rPr>
+              <w:t>σ/√n</w:t>
+            </w:r>
+          </w:p>
+        </w:tc>
+        <w:tc>
+          <w:tcPr>
+            <w:tcW w:type="dxa" w:w="3324"/>
+          </w:tcPr>
+          <w:p>
+            <w:pPr>
+              <w:jc w:val="left"/>
+            </w:pPr>
+            <w:r/>
+            <w:r>
+              <w:rPr>
+                <w:rFonts w:ascii="맑은 고딕" w:hAnsi="맑은 고딕" w:eastAsia="맑은 고딕"/>
+                <w:b w:val="0"/>
+                <w:sz w:val="20"/>
+              </w:rPr>
+              <w:t>시그마 나누기 루트 엔</w:t>
+            </w:r>
+          </w:p>
+        </w:tc>
+        <w:tc>
+          <w:tcPr>
+            <w:tcW w:type="dxa" w:w="3324"/>
+          </w:tcPr>
+          <w:p>
+            <w:pPr>
+              <w:jc w:val="left"/>
+            </w:pPr>
+            <w:r/>
+            <w:r>
+              <w:rPr>
+                <w:rFonts w:ascii="맑은 고딕" w:hAnsi="맑은 고딕" w:eastAsia="맑은 고딕"/>
+                <w:b w:val="0"/>
+                <w:sz w:val="20"/>
+              </w:rPr>
+              <w:t>표본평균의 표준오차</w:t>
+            </w:r>
+          </w:p>
+        </w:tc>
+      </w:tr>
+      <w:tr>
+        <w:tc>
+          <w:tcPr>
+            <w:tcW w:type="dxa" w:w="3324"/>
+          </w:tcPr>
+          <w:p>
+            <w:pPr>
+              <w:jc w:val="left"/>
+            </w:pPr>
+            <w:r/>
+            <w:r>
+              <w:rPr>
+                <w:rFonts w:ascii="맑은 고딕" w:hAnsi="맑은 고딕" w:eastAsia="맑은 고딕"/>
+                <w:b w:val="0"/>
+                <w:sz w:val="20"/>
+              </w:rPr>
+              <w:t>μ</w:t>
+            </w:r>
+          </w:p>
+        </w:tc>
+        <w:tc>
+          <w:tcPr>
+            <w:tcW w:type="dxa" w:w="3324"/>
+          </w:tcPr>
+          <w:p>
+            <w:pPr>
+              <w:jc w:val="left"/>
+            </w:pPr>
+            <w:r/>
+            <w:r>
+              <w:rPr>
+                <w:rFonts w:ascii="맑은 고딕" w:hAnsi="맑은 고딕" w:eastAsia="맑은 고딕"/>
+                <w:b w:val="0"/>
+                <w:sz w:val="20"/>
+              </w:rPr>
+              <w:t>뮤</w:t>
+            </w:r>
+          </w:p>
+        </w:tc>
+        <w:tc>
+          <w:tcPr>
+            <w:tcW w:type="dxa" w:w="3324"/>
+          </w:tcPr>
+          <w:p>
+            <w:pPr>
+              <w:jc w:val="left"/>
+            </w:pPr>
+            <w:r/>
+            <w:r>
+              <w:rPr>
+                <w:rFonts w:ascii="맑은 고딕" w:hAnsi="맑은 고딕" w:eastAsia="맑은 고딕"/>
+                <w:b w:val="0"/>
+                <w:sz w:val="20"/>
+              </w:rPr>
+              <w:t>모평균</w:t>
+            </w:r>
+          </w:p>
+        </w:tc>
+      </w:tr>
+      <w:tr>
+        <w:tc>
+          <w:tcPr>
+            <w:tcW w:type="dxa" w:w="3324"/>
+          </w:tcPr>
+          <w:p>
+            <w:pPr>
+              <w:jc w:val="left"/>
+            </w:pPr>
+            <w:r/>
+            <w:r>
+              <w:rPr>
+                <w:rFonts w:ascii="맑은 고딕" w:hAnsi="맑은 고딕" w:eastAsia="맑은 고딕"/>
+                <w:b w:val="0"/>
+                <w:sz w:val="20"/>
+              </w:rPr>
+              <w:t>α</w:t>
+            </w:r>
+          </w:p>
+        </w:tc>
+        <w:tc>
+          <w:tcPr>
+            <w:tcW w:type="dxa" w:w="3324"/>
+          </w:tcPr>
+          <w:p>
+            <w:pPr>
+              <w:jc w:val="left"/>
+            </w:pPr>
+            <w:r/>
+            <w:r>
+              <w:rPr>
+                <w:rFonts w:ascii="맑은 고딕" w:hAnsi="맑은 고딕" w:eastAsia="맑은 고딕"/>
+                <w:b w:val="0"/>
+                <w:sz w:val="20"/>
+              </w:rPr>
+              <w:t>알파</w:t>
+            </w:r>
+          </w:p>
+        </w:tc>
+        <w:tc>
+          <w:tcPr>
+            <w:tcW w:type="dxa" w:w="3324"/>
+          </w:tcPr>
+          <w:p>
+            <w:pPr>
+              <w:jc w:val="left"/>
+            </w:pPr>
+            <w:r/>
+            <w:r>
+              <w:rPr>
+                <w:rFonts w:ascii="맑은 고딕" w:hAnsi="맑은 고딕" w:eastAsia="맑은 고딕"/>
+                <w:b w:val="0"/>
+                <w:sz w:val="20"/>
+              </w:rPr>
+              <w:t>유의수준 (보통 0.05)</w:t>
+            </w:r>
+          </w:p>
+        </w:tc>
+      </w:tr>
+      <w:tr>
+        <w:tc>
+          <w:tcPr>
+            <w:tcW w:type="dxa" w:w="3324"/>
+          </w:tcPr>
+          <w:p>
+            <w:pPr>
+              <w:jc w:val="left"/>
+            </w:pPr>
+            <w:r/>
+            <w:r>
+              <w:rPr>
+                <w:rFonts w:ascii="맑은 고딕" w:hAnsi="맑은 고딕" w:eastAsia="맑은 고딕"/>
+                <w:b w:val="0"/>
+                <w:sz w:val="20"/>
+              </w:rPr>
+              <w:t>β</w:t>
+            </w:r>
+          </w:p>
+        </w:tc>
+        <w:tc>
+          <w:tcPr>
+            <w:tcW w:type="dxa" w:w="3324"/>
+          </w:tcPr>
+          <w:p>
+            <w:pPr>
+              <w:jc w:val="left"/>
+            </w:pPr>
+            <w:r/>
+            <w:r>
+              <w:rPr>
+                <w:rFonts w:ascii="맑은 고딕" w:hAnsi="맑은 고딕" w:eastAsia="맑은 고딕"/>
+                <w:b w:val="0"/>
+                <w:sz w:val="20"/>
+              </w:rPr>
+              <w:t>베타</w:t>
+            </w:r>
+          </w:p>
+        </w:tc>
+        <w:tc>
+          <w:tcPr>
+            <w:tcW w:type="dxa" w:w="3324"/>
+          </w:tcPr>
+          <w:p>
+            <w:pPr>
+              <w:jc w:val="left"/>
+            </w:pPr>
+            <w:r/>
+            <w:r>
+              <w:rPr>
+                <w:rFonts w:ascii="맑은 고딕" w:hAnsi="맑은 고딕" w:eastAsia="맑은 고딕"/>
+                <w:b w:val="0"/>
+                <w:sz w:val="20"/>
+              </w:rPr>
+              <w:t>2종 오류 확률</w:t>
+            </w:r>
+          </w:p>
+        </w:tc>
+      </w:tr>
+      <w:tr>
+        <w:tc>
+          <w:tcPr>
+            <w:tcW w:type="dxa" w:w="3324"/>
+          </w:tcPr>
+          <w:p>
+            <w:pPr>
+              <w:jc w:val="left"/>
+            </w:pPr>
+            <w:r/>
+            <w:r>
+              <w:rPr>
+                <w:rFonts w:ascii="맑은 고딕" w:hAnsi="맑은 고딕" w:eastAsia="맑은 고딕"/>
+                <w:b w:val="0"/>
+                <w:sz w:val="20"/>
+              </w:rPr>
+              <w:t>Δ</w:t>
+            </w:r>
+          </w:p>
+        </w:tc>
+        <w:tc>
+          <w:tcPr>
+            <w:tcW w:type="dxa" w:w="3324"/>
+          </w:tcPr>
+          <w:p>
+            <w:pPr>
+              <w:jc w:val="left"/>
+            </w:pPr>
+            <w:r/>
+            <w:r>
+              <w:rPr>
+                <w:rFonts w:ascii="맑은 고딕" w:hAnsi="맑은 고딕" w:eastAsia="맑은 고딕"/>
+                <w:b w:val="0"/>
+                <w:sz w:val="20"/>
+              </w:rPr>
+              <w:t>델타</w:t>
+            </w:r>
+          </w:p>
+        </w:tc>
+        <w:tc>
+          <w:tcPr>
+            <w:tcW w:type="dxa" w:w="3324"/>
+          </w:tcPr>
+          <w:p>
+            <w:pPr>
+              <w:jc w:val="left"/>
+            </w:pPr>
+            <w:r/>
+            <w:r>
+              <w:rPr>
+                <w:rFonts w:ascii="맑은 고딕" w:hAnsi="맑은 고딕" w:eastAsia="맑은 고딕"/>
+                <w:b w:val="0"/>
+                <w:sz w:val="20"/>
+              </w:rPr>
+              <w:t>차이 (예: SE_Δ = 차이의 표준오차)</w:t>
+            </w:r>
+          </w:p>
+        </w:tc>
+      </w:tr>
+      <w:tr>
+        <w:tc>
+          <w:tcPr>
+            <w:tcW w:type="dxa" w:w="3324"/>
+          </w:tcPr>
+          <w:p>
+            <w:pPr>
+              <w:jc w:val="left"/>
+            </w:pPr>
+            <w:r/>
+            <w:r>
+              <w:rPr>
+                <w:rFonts w:ascii="맑은 고딕" w:hAnsi="맑은 고딕" w:eastAsia="맑은 고딕"/>
+                <w:b w:val="0"/>
+                <w:sz w:val="20"/>
+              </w:rPr>
+              <w:t>N(0, 1)</w:t>
+            </w:r>
+          </w:p>
+        </w:tc>
+        <w:tc>
+          <w:tcPr>
+            <w:tcW w:type="dxa" w:w="3324"/>
+          </w:tcPr>
+          <w:p>
+            <w:pPr>
+              <w:jc w:val="left"/>
+            </w:pPr>
+            <w:r/>
+            <w:r>
+              <w:rPr>
+                <w:rFonts w:ascii="맑은 고딕" w:hAnsi="맑은 고딕" w:eastAsia="맑은 고딕"/>
+                <w:b w:val="0"/>
+                <w:sz w:val="20"/>
+              </w:rPr>
+              <w:t>정규분포 제로 원</w:t>
+            </w:r>
+          </w:p>
+        </w:tc>
+        <w:tc>
+          <w:tcPr>
+            <w:tcW w:type="dxa" w:w="3324"/>
+          </w:tcPr>
+          <w:p>
+            <w:pPr>
+              <w:jc w:val="left"/>
+            </w:pPr>
+            <w:r/>
+            <w:r>
+              <w:rPr>
+                <w:rFonts w:ascii="맑은 고딕" w:hAnsi="맑은 고딕" w:eastAsia="맑은 고딕"/>
+                <w:b w:val="0"/>
+                <w:sz w:val="20"/>
+              </w:rPr>
+              <w:t>평균 0, 분산 1 인 정규분포</w:t>
             </w:r>
           </w:p>
         </w:tc>
@@ -2812,6 +3225,64 @@
                 <w:b w:val="0"/>
                 <w:sz w:val="20"/>
               </w:rPr>
+              <w:t>√N</w:t>
+            </w:r>
+          </w:p>
+        </w:tc>
+        <w:tc>
+          <w:tcPr>
+            <w:tcW w:type="dxa" w:w="3324"/>
+          </w:tcPr>
+          <w:p>
+            <w:pPr>
+              <w:jc w:val="left"/>
+            </w:pPr>
+            <w:r/>
+            <w:r>
+              <w:rPr>
+                <w:rFonts w:ascii="맑은 고딕" w:hAnsi="맑은 고딕" w:eastAsia="맑은 고딕"/>
+                <w:b w:val="0"/>
+                <w:sz w:val="20"/>
+              </w:rPr>
+              <w:t>루트 엔</w:t>
+            </w:r>
+          </w:p>
+        </w:tc>
+        <w:tc>
+          <w:tcPr>
+            <w:tcW w:type="dxa" w:w="3324"/>
+          </w:tcPr>
+          <w:p>
+            <w:pPr>
+              <w:jc w:val="left"/>
+            </w:pPr>
+            <w:r/>
+            <w:r>
+              <w:rPr>
+                <w:rFonts w:ascii="맑은 고딕" w:hAnsi="맑은 고딕" w:eastAsia="맑은 고딕"/>
+                <w:b w:val="0"/>
+                <w:sz w:val="20"/>
+              </w:rPr>
+            </w:r>
+          </w:p>
+        </w:tc>
+      </w:tr>
+      <w:tr>
+        <w:tc>
+          <w:tcPr>
+            <w:tcW w:type="dxa" w:w="3324"/>
+          </w:tcPr>
+          <w:p>
+            <w:pPr>
+              <w:jc w:val="left"/>
+            </w:pPr>
+            <w:r/>
+            <w:r>
+              <w:rPr>
+                <w:rFonts w:ascii="맑은 고딕" w:hAnsi="맑은 고딕" w:eastAsia="맑은 고딕"/>
+                <w:b w:val="0"/>
+                <w:sz w:val="20"/>
+              </w:rPr>
               <w:t>±</w:t>
             </w:r>
           </w:p>
@@ -2850,65 +3321,6 @@
                 <w:b w:val="0"/>
                 <w:sz w:val="20"/>
               </w:rPr>
-            </w:r>
-          </w:p>
-        </w:tc>
-      </w:tr>
-      <w:tr>
-        <w:tc>
-          <w:tcPr>
-            <w:tcW w:type="dxa" w:w="3324"/>
-          </w:tcPr>
-          <w:p>
-            <w:pPr>
-              <w:jc w:val="left"/>
-            </w:pPr>
-            <w:r/>
-            <w:r>
-              <w:rPr>
-                <w:rFonts w:ascii="맑은 고딕" w:hAnsi="맑은 고딕" w:eastAsia="맑은 고딕"/>
-                <w:b w:val="0"/>
-                <w:sz w:val="20"/>
-              </w:rPr>
-              <w:t>α</w:t>
-            </w:r>
-          </w:p>
-        </w:tc>
-        <w:tc>
-          <w:tcPr>
-            <w:tcW w:type="dxa" w:w="3324"/>
-          </w:tcPr>
-          <w:p>
-            <w:pPr>
-              <w:jc w:val="left"/>
-            </w:pPr>
-            <w:r/>
-            <w:r>
-              <w:rPr>
-                <w:rFonts w:ascii="맑은 고딕" w:hAnsi="맑은 고딕" w:eastAsia="맑은 고딕"/>
-                <w:b w:val="0"/>
-                <w:sz w:val="20"/>
-              </w:rPr>
-              <w:t>알파</w:t>
-            </w:r>
-          </w:p>
-        </w:tc>
-        <w:tc>
-          <w:tcPr>
-            <w:tcW w:type="dxa" w:w="3324"/>
-          </w:tcPr>
-          <w:p>
-            <w:pPr>
-              <w:jc w:val="left"/>
-            </w:pPr>
-            <w:r/>
-            <w:r>
-              <w:rPr>
-                <w:rFonts w:ascii="맑은 고딕" w:hAnsi="맑은 고딕" w:eastAsia="맑은 고딕"/>
-                <w:b w:val="0"/>
-                <w:sz w:val="20"/>
-              </w:rPr>
-              <w:t>유의수준</w:t>
             </w:r>
           </w:p>
         </w:tc>
@@ -3029,7 +3441,1289 @@
           </w:p>
         </w:tc>
       </w:tr>
+      <w:tr>
+        <w:tc>
+          <w:tcPr>
+            <w:tcW w:type="dxa" w:w="3324"/>
+          </w:tcPr>
+          <w:p>
+            <w:pPr>
+              <w:jc w:val="left"/>
+            </w:pPr>
+            <w:r/>
+            <w:r>
+              <w:rPr>
+                <w:rFonts w:ascii="맑은 고딕" w:hAnsi="맑은 고딕" w:eastAsia="맑은 고딕"/>
+                <w:b w:val="0"/>
+                <w:sz w:val="20"/>
+              </w:rPr>
+              <w:t>≈</w:t>
+            </w:r>
+          </w:p>
+        </w:tc>
+        <w:tc>
+          <w:tcPr>
+            <w:tcW w:type="dxa" w:w="3324"/>
+          </w:tcPr>
+          <w:p>
+            <w:pPr>
+              <w:jc w:val="left"/>
+            </w:pPr>
+            <w:r/>
+            <w:r>
+              <w:rPr>
+                <w:rFonts w:ascii="맑은 고딕" w:hAnsi="맑은 고딕" w:eastAsia="맑은 고딕"/>
+                <w:b w:val="0"/>
+                <w:sz w:val="20"/>
+              </w:rPr>
+              <w:t>약 / 거의</w:t>
+            </w:r>
+          </w:p>
+        </w:tc>
+        <w:tc>
+          <w:tcPr>
+            <w:tcW w:type="dxa" w:w="3324"/>
+          </w:tcPr>
+          <w:p>
+            <w:pPr>
+              <w:jc w:val="left"/>
+            </w:pPr>
+            <w:r/>
+            <w:r>
+              <w:rPr>
+                <w:rFonts w:ascii="맑은 고딕" w:hAnsi="맑은 고딕" w:eastAsia="맑은 고딕"/>
+                <w:b w:val="0"/>
+                <w:sz w:val="20"/>
+              </w:rPr>
+            </w:r>
+          </w:p>
+        </w:tc>
+      </w:tr>
+      <w:tr>
+        <w:tc>
+          <w:tcPr>
+            <w:tcW w:type="dxa" w:w="3324"/>
+          </w:tcPr>
+          <w:p>
+            <w:pPr>
+              <w:jc w:val="left"/>
+            </w:pPr>
+            <w:r/>
+            <w:r>
+              <w:rPr>
+                <w:rFonts w:ascii="맑은 고딕" w:hAnsi="맑은 고딕" w:eastAsia="맑은 고딕"/>
+                <w:b w:val="0"/>
+                <w:sz w:val="20"/>
+              </w:rPr>
+              <w:t>|Z|</w:t>
+            </w:r>
+          </w:p>
+        </w:tc>
+        <w:tc>
+          <w:tcPr>
+            <w:tcW w:type="dxa" w:w="3324"/>
+          </w:tcPr>
+          <w:p>
+            <w:pPr>
+              <w:jc w:val="left"/>
+            </w:pPr>
+            <w:r/>
+            <w:r>
+              <w:rPr>
+                <w:rFonts w:ascii="맑은 고딕" w:hAnsi="맑은 고딕" w:eastAsia="맑은 고딕"/>
+                <w:b w:val="0"/>
+                <w:sz w:val="20"/>
+              </w:rPr>
+              <w:t>절댓값 제트</w:t>
+            </w:r>
+          </w:p>
+        </w:tc>
+        <w:tc>
+          <w:tcPr>
+            <w:tcW w:type="dxa" w:w="3324"/>
+          </w:tcPr>
+          <w:p>
+            <w:pPr>
+              <w:jc w:val="left"/>
+            </w:pPr>
+            <w:r/>
+            <w:r>
+              <w:rPr>
+                <w:rFonts w:ascii="맑은 고딕" w:hAnsi="맑은 고딕" w:eastAsia="맑은 고딕"/>
+                <w:b w:val="0"/>
+                <w:sz w:val="20"/>
+              </w:rPr>
+              <w:t>Z의 부호 무시</w:t>
+            </w:r>
+          </w:p>
+        </w:tc>
+      </w:tr>
     </w:tbl>
+    <w:p>
+      <w:pPr>
+        <w:spacing w:before="200" w:after="80" w:line="336" w:lineRule="auto"/>
+        <w:jc w:val="left"/>
+      </w:pPr>
+      <w:r>
+        <w:rPr>
+          <w:rFonts w:ascii="맑은 고딕" w:hAnsi="맑은 고딕" w:eastAsia="맑은 고딕"/>
+          <w:b/>
+          <w:color w:val="1F3A6B"/>
+          <w:sz w:val="24"/>
+        </w:rPr>
+        <w:t>5-1-bonus. 통계에 자주 나오는 그리스 문자 (참고)</w:t>
+      </w:r>
+    </w:p>
+    <w:tbl>
+      <w:tblPr>
+        <w:tblStyle w:val="LightGrid-Accent1"/>
+        <w:tblW w:type="auto" w:w="0"/>
+        <w:jc w:val="center"/>
+        <w:tblLook w:firstColumn="1" w:firstRow="1" w:lastColumn="0" w:lastRow="0" w:noHBand="0" w:noVBand="1" w:val="04A0"/>
+      </w:tblPr>
+      <w:tblGrid>
+        <w:gridCol w:w="3324"/>
+        <w:gridCol w:w="3324"/>
+        <w:gridCol w:w="3324"/>
+      </w:tblGrid>
+      <w:tr>
+        <w:tc>
+          <w:tcPr>
+            <w:tcW w:type="dxa" w:w="3324"/>
+          </w:tcPr>
+          <w:p>
+            <w:pPr>
+              <w:jc w:val="center"/>
+            </w:pPr>
+            <w:r/>
+            <w:r>
+              <w:rPr>
+                <w:rFonts w:ascii="맑은 고딕" w:hAnsi="맑은 고딕" w:eastAsia="맑은 고딕"/>
+                <w:b/>
+                <w:sz w:val="20"/>
+              </w:rPr>
+              <w:t>대문자 / 소문자</w:t>
+            </w:r>
+          </w:p>
+        </w:tc>
+        <w:tc>
+          <w:tcPr>
+            <w:tcW w:type="dxa" w:w="3324"/>
+          </w:tcPr>
+          <w:p>
+            <w:pPr>
+              <w:jc w:val="center"/>
+            </w:pPr>
+            <w:r/>
+            <w:r>
+              <w:rPr>
+                <w:rFonts w:ascii="맑은 고딕" w:hAnsi="맑은 고딕" w:eastAsia="맑은 고딕"/>
+                <w:b/>
+                <w:sz w:val="20"/>
+              </w:rPr>
+              <w:t>발음</w:t>
+            </w:r>
+          </w:p>
+        </w:tc>
+        <w:tc>
+          <w:tcPr>
+            <w:tcW w:type="dxa" w:w="3324"/>
+          </w:tcPr>
+          <w:p>
+            <w:pPr>
+              <w:jc w:val="center"/>
+            </w:pPr>
+            <w:r/>
+            <w:r>
+              <w:rPr>
+                <w:rFonts w:ascii="맑은 고딕" w:hAnsi="맑은 고딕" w:eastAsia="맑은 고딕"/>
+                <w:b/>
+                <w:sz w:val="20"/>
+              </w:rPr>
+              <w:t>통계학 의미</w:t>
+            </w:r>
+          </w:p>
+        </w:tc>
+      </w:tr>
+      <w:tr>
+        <w:tc>
+          <w:tcPr>
+            <w:tcW w:type="dxa" w:w="3324"/>
+          </w:tcPr>
+          <w:p>
+            <w:pPr>
+              <w:jc w:val="left"/>
+            </w:pPr>
+            <w:r/>
+            <w:r>
+              <w:rPr>
+                <w:rFonts w:ascii="맑은 고딕" w:hAnsi="맑은 고딕" w:eastAsia="맑은 고딕"/>
+                <w:b w:val="0"/>
+                <w:sz w:val="20"/>
+              </w:rPr>
+              <w:t>Α / α</w:t>
+            </w:r>
+          </w:p>
+        </w:tc>
+        <w:tc>
+          <w:tcPr>
+            <w:tcW w:type="dxa" w:w="3324"/>
+          </w:tcPr>
+          <w:p>
+            <w:pPr>
+              <w:jc w:val="left"/>
+            </w:pPr>
+            <w:r/>
+            <w:r>
+              <w:rPr>
+                <w:rFonts w:ascii="맑은 고딕" w:hAnsi="맑은 고딕" w:eastAsia="맑은 고딕"/>
+                <w:b w:val="0"/>
+                <w:sz w:val="20"/>
+              </w:rPr>
+              <w:t>알파</w:t>
+            </w:r>
+          </w:p>
+        </w:tc>
+        <w:tc>
+          <w:tcPr>
+            <w:tcW w:type="dxa" w:w="3324"/>
+          </w:tcPr>
+          <w:p>
+            <w:pPr>
+              <w:jc w:val="left"/>
+            </w:pPr>
+            <w:r/>
+            <w:r>
+              <w:rPr>
+                <w:rFonts w:ascii="맑은 고딕" w:hAnsi="맑은 고딕" w:eastAsia="맑은 고딕"/>
+                <w:b w:val="0"/>
+                <w:sz w:val="20"/>
+              </w:rPr>
+              <w:t>유의수준 (1종 오류 허용 한계)</w:t>
+            </w:r>
+          </w:p>
+        </w:tc>
+      </w:tr>
+      <w:tr>
+        <w:tc>
+          <w:tcPr>
+            <w:tcW w:type="dxa" w:w="3324"/>
+          </w:tcPr>
+          <w:p>
+            <w:pPr>
+              <w:jc w:val="left"/>
+            </w:pPr>
+            <w:r/>
+            <w:r>
+              <w:rPr>
+                <w:rFonts w:ascii="맑은 고딕" w:hAnsi="맑은 고딕" w:eastAsia="맑은 고딕"/>
+                <w:b w:val="0"/>
+                <w:sz w:val="20"/>
+              </w:rPr>
+              <w:t>Β / β</w:t>
+            </w:r>
+          </w:p>
+        </w:tc>
+        <w:tc>
+          <w:tcPr>
+            <w:tcW w:type="dxa" w:w="3324"/>
+          </w:tcPr>
+          <w:p>
+            <w:pPr>
+              <w:jc w:val="left"/>
+            </w:pPr>
+            <w:r/>
+            <w:r>
+              <w:rPr>
+                <w:rFonts w:ascii="맑은 고딕" w:hAnsi="맑은 고딕" w:eastAsia="맑은 고딕"/>
+                <w:b w:val="0"/>
+                <w:sz w:val="20"/>
+              </w:rPr>
+              <w:t>베타</w:t>
+            </w:r>
+          </w:p>
+        </w:tc>
+        <w:tc>
+          <w:tcPr>
+            <w:tcW w:type="dxa" w:w="3324"/>
+          </w:tcPr>
+          <w:p>
+            <w:pPr>
+              <w:jc w:val="left"/>
+            </w:pPr>
+            <w:r/>
+            <w:r>
+              <w:rPr>
+                <w:rFonts w:ascii="맑은 고딕" w:hAnsi="맑은 고딕" w:eastAsia="맑은 고딕"/>
+                <w:b w:val="0"/>
+                <w:sz w:val="20"/>
+              </w:rPr>
+              <w:t>회귀계수 / 2종 오류 확률</w:t>
+            </w:r>
+          </w:p>
+        </w:tc>
+      </w:tr>
+      <w:tr>
+        <w:tc>
+          <w:tcPr>
+            <w:tcW w:type="dxa" w:w="3324"/>
+          </w:tcPr>
+          <w:p>
+            <w:pPr>
+              <w:jc w:val="left"/>
+            </w:pPr>
+            <w:r/>
+            <w:r>
+              <w:rPr>
+                <w:rFonts w:ascii="맑은 고딕" w:hAnsi="맑은 고딕" w:eastAsia="맑은 고딕"/>
+                <w:b w:val="0"/>
+                <w:sz w:val="20"/>
+              </w:rPr>
+              <w:t>Γ / γ</w:t>
+            </w:r>
+          </w:p>
+        </w:tc>
+        <w:tc>
+          <w:tcPr>
+            <w:tcW w:type="dxa" w:w="3324"/>
+          </w:tcPr>
+          <w:p>
+            <w:pPr>
+              <w:jc w:val="left"/>
+            </w:pPr>
+            <w:r/>
+            <w:r>
+              <w:rPr>
+                <w:rFonts w:ascii="맑은 고딕" w:hAnsi="맑은 고딕" w:eastAsia="맑은 고딕"/>
+                <w:b w:val="0"/>
+                <w:sz w:val="20"/>
+              </w:rPr>
+              <w:t>감마</w:t>
+            </w:r>
+          </w:p>
+        </w:tc>
+        <w:tc>
+          <w:tcPr>
+            <w:tcW w:type="dxa" w:w="3324"/>
+          </w:tcPr>
+          <w:p>
+            <w:pPr>
+              <w:jc w:val="left"/>
+            </w:pPr>
+            <w:r/>
+            <w:r>
+              <w:rPr>
+                <w:rFonts w:ascii="맑은 고딕" w:hAnsi="맑은 고딕" w:eastAsia="맑은 고딕"/>
+                <w:b w:val="0"/>
+                <w:sz w:val="20"/>
+              </w:rPr>
+              <w:t>감마분포</w:t>
+            </w:r>
+          </w:p>
+        </w:tc>
+      </w:tr>
+      <w:tr>
+        <w:tc>
+          <w:tcPr>
+            <w:tcW w:type="dxa" w:w="3324"/>
+          </w:tcPr>
+          <w:p>
+            <w:pPr>
+              <w:jc w:val="left"/>
+            </w:pPr>
+            <w:r/>
+            <w:r>
+              <w:rPr>
+                <w:rFonts w:ascii="맑은 고딕" w:hAnsi="맑은 고딕" w:eastAsia="맑은 고딕"/>
+                <w:b w:val="0"/>
+                <w:sz w:val="20"/>
+              </w:rPr>
+              <w:t>Δ / δ</w:t>
+            </w:r>
+          </w:p>
+        </w:tc>
+        <w:tc>
+          <w:tcPr>
+            <w:tcW w:type="dxa" w:w="3324"/>
+          </w:tcPr>
+          <w:p>
+            <w:pPr>
+              <w:jc w:val="left"/>
+            </w:pPr>
+            <w:r/>
+            <w:r>
+              <w:rPr>
+                <w:rFonts w:ascii="맑은 고딕" w:hAnsi="맑은 고딕" w:eastAsia="맑은 고딕"/>
+                <w:b w:val="0"/>
+                <w:sz w:val="20"/>
+              </w:rPr>
+              <w:t>델타</w:t>
+            </w:r>
+          </w:p>
+        </w:tc>
+        <w:tc>
+          <w:tcPr>
+            <w:tcW w:type="dxa" w:w="3324"/>
+          </w:tcPr>
+          <w:p>
+            <w:pPr>
+              <w:jc w:val="left"/>
+            </w:pPr>
+            <w:r/>
+            <w:r>
+              <w:rPr>
+                <w:rFonts w:ascii="맑은 고딕" w:hAnsi="맑은 고딕" w:eastAsia="맑은 고딕"/>
+                <w:b w:val="0"/>
+                <w:sz w:val="20"/>
+              </w:rPr>
+              <w:t>차이 / 변화량</w:t>
+            </w:r>
+          </w:p>
+        </w:tc>
+      </w:tr>
+      <w:tr>
+        <w:tc>
+          <w:tcPr>
+            <w:tcW w:type="dxa" w:w="3324"/>
+          </w:tcPr>
+          <w:p>
+            <w:pPr>
+              <w:jc w:val="left"/>
+            </w:pPr>
+            <w:r/>
+            <w:r>
+              <w:rPr>
+                <w:rFonts w:ascii="맑은 고딕" w:hAnsi="맑은 고딕" w:eastAsia="맑은 고딕"/>
+                <w:b w:val="0"/>
+                <w:sz w:val="20"/>
+              </w:rPr>
+              <w:t>Ε / ε</w:t>
+            </w:r>
+          </w:p>
+        </w:tc>
+        <w:tc>
+          <w:tcPr>
+            <w:tcW w:type="dxa" w:w="3324"/>
+          </w:tcPr>
+          <w:p>
+            <w:pPr>
+              <w:jc w:val="left"/>
+            </w:pPr>
+            <w:r/>
+            <w:r>
+              <w:rPr>
+                <w:rFonts w:ascii="맑은 고딕" w:hAnsi="맑은 고딕" w:eastAsia="맑은 고딕"/>
+                <w:b w:val="0"/>
+                <w:sz w:val="20"/>
+              </w:rPr>
+              <w:t>엡실론</w:t>
+            </w:r>
+          </w:p>
+        </w:tc>
+        <w:tc>
+          <w:tcPr>
+            <w:tcW w:type="dxa" w:w="3324"/>
+          </w:tcPr>
+          <w:p>
+            <w:pPr>
+              <w:jc w:val="left"/>
+            </w:pPr>
+            <w:r/>
+            <w:r>
+              <w:rPr>
+                <w:rFonts w:ascii="맑은 고딕" w:hAnsi="맑은 고딕" w:eastAsia="맑은 고딕"/>
+                <w:b w:val="0"/>
+                <w:sz w:val="20"/>
+              </w:rPr>
+              <w:t>오차항</w:t>
+            </w:r>
+          </w:p>
+        </w:tc>
+      </w:tr>
+      <w:tr>
+        <w:tc>
+          <w:tcPr>
+            <w:tcW w:type="dxa" w:w="3324"/>
+          </w:tcPr>
+          <w:p>
+            <w:pPr>
+              <w:jc w:val="left"/>
+            </w:pPr>
+            <w:r/>
+            <w:r>
+              <w:rPr>
+                <w:rFonts w:ascii="맑은 고딕" w:hAnsi="맑은 고딕" w:eastAsia="맑은 고딕"/>
+                <w:b w:val="0"/>
+                <w:sz w:val="20"/>
+              </w:rPr>
+              <w:t>Ζ / ζ</w:t>
+            </w:r>
+          </w:p>
+        </w:tc>
+        <w:tc>
+          <w:tcPr>
+            <w:tcW w:type="dxa" w:w="3324"/>
+          </w:tcPr>
+          <w:p>
+            <w:pPr>
+              <w:jc w:val="left"/>
+            </w:pPr>
+            <w:r/>
+            <w:r>
+              <w:rPr>
+                <w:rFonts w:ascii="맑은 고딕" w:hAnsi="맑은 고딕" w:eastAsia="맑은 고딕"/>
+                <w:b w:val="0"/>
+                <w:sz w:val="20"/>
+              </w:rPr>
+              <w:t>제타</w:t>
+            </w:r>
+          </w:p>
+        </w:tc>
+        <w:tc>
+          <w:tcPr>
+            <w:tcW w:type="dxa" w:w="3324"/>
+          </w:tcPr>
+          <w:p>
+            <w:pPr>
+              <w:jc w:val="left"/>
+            </w:pPr>
+            <w:r/>
+            <w:r>
+              <w:rPr>
+                <w:rFonts w:ascii="맑은 고딕" w:hAnsi="맑은 고딕" w:eastAsia="맑은 고딕"/>
+                <w:b w:val="0"/>
+                <w:sz w:val="20"/>
+              </w:rPr>
+              <w:t>(자주 안 쓰임)</w:t>
+            </w:r>
+          </w:p>
+        </w:tc>
+      </w:tr>
+      <w:tr>
+        <w:tc>
+          <w:tcPr>
+            <w:tcW w:type="dxa" w:w="3324"/>
+          </w:tcPr>
+          <w:p>
+            <w:pPr>
+              <w:jc w:val="left"/>
+            </w:pPr>
+            <w:r/>
+            <w:r>
+              <w:rPr>
+                <w:rFonts w:ascii="맑은 고딕" w:hAnsi="맑은 고딕" w:eastAsia="맑은 고딕"/>
+                <w:b w:val="0"/>
+                <w:sz w:val="20"/>
+              </w:rPr>
+              <w:t>Η / η</w:t>
+            </w:r>
+          </w:p>
+        </w:tc>
+        <w:tc>
+          <w:tcPr>
+            <w:tcW w:type="dxa" w:w="3324"/>
+          </w:tcPr>
+          <w:p>
+            <w:pPr>
+              <w:jc w:val="left"/>
+            </w:pPr>
+            <w:r/>
+            <w:r>
+              <w:rPr>
+                <w:rFonts w:ascii="맑은 고딕" w:hAnsi="맑은 고딕" w:eastAsia="맑은 고딕"/>
+                <w:b w:val="0"/>
+                <w:sz w:val="20"/>
+              </w:rPr>
+              <w:t>에타</w:t>
+            </w:r>
+          </w:p>
+        </w:tc>
+        <w:tc>
+          <w:tcPr>
+            <w:tcW w:type="dxa" w:w="3324"/>
+          </w:tcPr>
+          <w:p>
+            <w:pPr>
+              <w:jc w:val="left"/>
+            </w:pPr>
+            <w:r/>
+            <w:r>
+              <w:rPr>
+                <w:rFonts w:ascii="맑은 고딕" w:hAnsi="맑은 고딕" w:eastAsia="맑은 고딕"/>
+                <w:b w:val="0"/>
+                <w:sz w:val="20"/>
+              </w:rPr>
+              <w:t>효과 크기</w:t>
+            </w:r>
+          </w:p>
+        </w:tc>
+      </w:tr>
+      <w:tr>
+        <w:tc>
+          <w:tcPr>
+            <w:tcW w:type="dxa" w:w="3324"/>
+          </w:tcPr>
+          <w:p>
+            <w:pPr>
+              <w:jc w:val="left"/>
+            </w:pPr>
+            <w:r/>
+            <w:r>
+              <w:rPr>
+                <w:rFonts w:ascii="맑은 고딕" w:hAnsi="맑은 고딕" w:eastAsia="맑은 고딕"/>
+                <w:b w:val="0"/>
+                <w:sz w:val="20"/>
+              </w:rPr>
+              <w:t>Θ / θ</w:t>
+            </w:r>
+          </w:p>
+        </w:tc>
+        <w:tc>
+          <w:tcPr>
+            <w:tcW w:type="dxa" w:w="3324"/>
+          </w:tcPr>
+          <w:p>
+            <w:pPr>
+              <w:jc w:val="left"/>
+            </w:pPr>
+            <w:r/>
+            <w:r>
+              <w:rPr>
+                <w:rFonts w:ascii="맑은 고딕" w:hAnsi="맑은 고딕" w:eastAsia="맑은 고딕"/>
+                <w:b w:val="0"/>
+                <w:sz w:val="20"/>
+              </w:rPr>
+              <w:t>세타</w:t>
+            </w:r>
+          </w:p>
+        </w:tc>
+        <w:tc>
+          <w:tcPr>
+            <w:tcW w:type="dxa" w:w="3324"/>
+          </w:tcPr>
+          <w:p>
+            <w:pPr>
+              <w:jc w:val="left"/>
+            </w:pPr>
+            <w:r/>
+            <w:r>
+              <w:rPr>
+                <w:rFonts w:ascii="맑은 고딕" w:hAnsi="맑은 고딕" w:eastAsia="맑은 고딕"/>
+                <w:b w:val="0"/>
+                <w:sz w:val="20"/>
+              </w:rPr>
+              <w:t>임의 모수</w:t>
+            </w:r>
+          </w:p>
+        </w:tc>
+      </w:tr>
+      <w:tr>
+        <w:tc>
+          <w:tcPr>
+            <w:tcW w:type="dxa" w:w="3324"/>
+          </w:tcPr>
+          <w:p>
+            <w:pPr>
+              <w:jc w:val="left"/>
+            </w:pPr>
+            <w:r/>
+            <w:r>
+              <w:rPr>
+                <w:rFonts w:ascii="맑은 고딕" w:hAnsi="맑은 고딕" w:eastAsia="맑은 고딕"/>
+                <w:b w:val="0"/>
+                <w:sz w:val="20"/>
+              </w:rPr>
+              <w:t>Λ / λ</w:t>
+            </w:r>
+          </w:p>
+        </w:tc>
+        <w:tc>
+          <w:tcPr>
+            <w:tcW w:type="dxa" w:w="3324"/>
+          </w:tcPr>
+          <w:p>
+            <w:pPr>
+              <w:jc w:val="left"/>
+            </w:pPr>
+            <w:r/>
+            <w:r>
+              <w:rPr>
+                <w:rFonts w:ascii="맑은 고딕" w:hAnsi="맑은 고딕" w:eastAsia="맑은 고딕"/>
+                <w:b w:val="0"/>
+                <w:sz w:val="20"/>
+              </w:rPr>
+              <w:t>람다</w:t>
+            </w:r>
+          </w:p>
+        </w:tc>
+        <w:tc>
+          <w:tcPr>
+            <w:tcW w:type="dxa" w:w="3324"/>
+          </w:tcPr>
+          <w:p>
+            <w:pPr>
+              <w:jc w:val="left"/>
+            </w:pPr>
+            <w:r/>
+            <w:r>
+              <w:rPr>
+                <w:rFonts w:ascii="맑은 고딕" w:hAnsi="맑은 고딕" w:eastAsia="맑은 고딕"/>
+                <w:b w:val="0"/>
+                <w:sz w:val="20"/>
+              </w:rPr>
+              <w:t>포아송분포 평균률</w:t>
+            </w:r>
+          </w:p>
+        </w:tc>
+      </w:tr>
+      <w:tr>
+        <w:tc>
+          <w:tcPr>
+            <w:tcW w:type="dxa" w:w="3324"/>
+          </w:tcPr>
+          <w:p>
+            <w:pPr>
+              <w:jc w:val="left"/>
+            </w:pPr>
+            <w:r/>
+            <w:r>
+              <w:rPr>
+                <w:rFonts w:ascii="맑은 고딕" w:hAnsi="맑은 고딕" w:eastAsia="맑은 고딕"/>
+                <w:b w:val="0"/>
+                <w:sz w:val="20"/>
+              </w:rPr>
+              <w:t>Μ / μ</w:t>
+            </w:r>
+          </w:p>
+        </w:tc>
+        <w:tc>
+          <w:tcPr>
+            <w:tcW w:type="dxa" w:w="3324"/>
+          </w:tcPr>
+          <w:p>
+            <w:pPr>
+              <w:jc w:val="left"/>
+            </w:pPr>
+            <w:r/>
+            <w:r>
+              <w:rPr>
+                <w:rFonts w:ascii="맑은 고딕" w:hAnsi="맑은 고딕" w:eastAsia="맑은 고딕"/>
+                <w:b w:val="0"/>
+                <w:sz w:val="20"/>
+              </w:rPr>
+              <w:t>뮤</w:t>
+            </w:r>
+          </w:p>
+        </w:tc>
+        <w:tc>
+          <w:tcPr>
+            <w:tcW w:type="dxa" w:w="3324"/>
+          </w:tcPr>
+          <w:p>
+            <w:pPr>
+              <w:jc w:val="left"/>
+            </w:pPr>
+            <w:r/>
+            <w:r>
+              <w:rPr>
+                <w:rFonts w:ascii="맑은 고딕" w:hAnsi="맑은 고딕" w:eastAsia="맑은 고딕"/>
+                <w:b w:val="0"/>
+                <w:sz w:val="20"/>
+              </w:rPr>
+              <w:t>모평균</w:t>
+            </w:r>
+          </w:p>
+        </w:tc>
+      </w:tr>
+      <w:tr>
+        <w:tc>
+          <w:tcPr>
+            <w:tcW w:type="dxa" w:w="3324"/>
+          </w:tcPr>
+          <w:p>
+            <w:pPr>
+              <w:jc w:val="left"/>
+            </w:pPr>
+            <w:r/>
+            <w:r>
+              <w:rPr>
+                <w:rFonts w:ascii="맑은 고딕" w:hAnsi="맑은 고딕" w:eastAsia="맑은 고딕"/>
+                <w:b w:val="0"/>
+                <w:sz w:val="20"/>
+              </w:rPr>
+              <w:t>Π / π</w:t>
+            </w:r>
+          </w:p>
+        </w:tc>
+        <w:tc>
+          <w:tcPr>
+            <w:tcW w:type="dxa" w:w="3324"/>
+          </w:tcPr>
+          <w:p>
+            <w:pPr>
+              <w:jc w:val="left"/>
+            </w:pPr>
+            <w:r/>
+            <w:r>
+              <w:rPr>
+                <w:rFonts w:ascii="맑은 고딕" w:hAnsi="맑은 고딕" w:eastAsia="맑은 고딕"/>
+                <w:b w:val="0"/>
+                <w:sz w:val="20"/>
+              </w:rPr>
+              <w:t>파이</w:t>
+            </w:r>
+          </w:p>
+        </w:tc>
+        <w:tc>
+          <w:tcPr>
+            <w:tcW w:type="dxa" w:w="3324"/>
+          </w:tcPr>
+          <w:p>
+            <w:pPr>
+              <w:jc w:val="left"/>
+            </w:pPr>
+            <w:r/>
+            <w:r>
+              <w:rPr>
+                <w:rFonts w:ascii="맑은 고딕" w:hAnsi="맑은 고딕" w:eastAsia="맑은 고딕"/>
+                <w:b w:val="0"/>
+                <w:sz w:val="20"/>
+              </w:rPr>
+              <w:t>원주율 (3.14...)</w:t>
+            </w:r>
+          </w:p>
+        </w:tc>
+      </w:tr>
+      <w:tr>
+        <w:tc>
+          <w:tcPr>
+            <w:tcW w:type="dxa" w:w="3324"/>
+          </w:tcPr>
+          <w:p>
+            <w:pPr>
+              <w:jc w:val="left"/>
+            </w:pPr>
+            <w:r/>
+            <w:r>
+              <w:rPr>
+                <w:rFonts w:ascii="맑은 고딕" w:hAnsi="맑은 고딕" w:eastAsia="맑은 고딕"/>
+                <w:b w:val="0"/>
+                <w:sz w:val="20"/>
+              </w:rPr>
+              <w:t>Ρ / ρ</w:t>
+            </w:r>
+          </w:p>
+        </w:tc>
+        <w:tc>
+          <w:tcPr>
+            <w:tcW w:type="dxa" w:w="3324"/>
+          </w:tcPr>
+          <w:p>
+            <w:pPr>
+              <w:jc w:val="left"/>
+            </w:pPr>
+            <w:r/>
+            <w:r>
+              <w:rPr>
+                <w:rFonts w:ascii="맑은 고딕" w:hAnsi="맑은 고딕" w:eastAsia="맑은 고딕"/>
+                <w:b w:val="0"/>
+                <w:sz w:val="20"/>
+              </w:rPr>
+              <w:t>로</w:t>
+            </w:r>
+          </w:p>
+        </w:tc>
+        <w:tc>
+          <w:tcPr>
+            <w:tcW w:type="dxa" w:w="3324"/>
+          </w:tcPr>
+          <w:p>
+            <w:pPr>
+              <w:jc w:val="left"/>
+            </w:pPr>
+            <w:r/>
+            <w:r>
+              <w:rPr>
+                <w:rFonts w:ascii="맑은 고딕" w:hAnsi="맑은 고딕" w:eastAsia="맑은 고딕"/>
+                <w:b w:val="0"/>
+                <w:sz w:val="20"/>
+              </w:rPr>
+              <w:t>상관계수</w:t>
+            </w:r>
+          </w:p>
+        </w:tc>
+      </w:tr>
+      <w:tr>
+        <w:tc>
+          <w:tcPr>
+            <w:tcW w:type="dxa" w:w="3324"/>
+          </w:tcPr>
+          <w:p>
+            <w:pPr>
+              <w:jc w:val="left"/>
+            </w:pPr>
+            <w:r/>
+            <w:r>
+              <w:rPr>
+                <w:rFonts w:ascii="맑은 고딕" w:hAnsi="맑은 고딕" w:eastAsia="맑은 고딕"/>
+                <w:b w:val="0"/>
+                <w:sz w:val="20"/>
+              </w:rPr>
+              <w:t>Σ / σ</w:t>
+            </w:r>
+          </w:p>
+        </w:tc>
+        <w:tc>
+          <w:tcPr>
+            <w:tcW w:type="dxa" w:w="3324"/>
+          </w:tcPr>
+          <w:p>
+            <w:pPr>
+              <w:jc w:val="left"/>
+            </w:pPr>
+            <w:r/>
+            <w:r>
+              <w:rPr>
+                <w:rFonts w:ascii="맑은 고딕" w:hAnsi="맑은 고딕" w:eastAsia="맑은 고딕"/>
+                <w:b w:val="0"/>
+                <w:sz w:val="20"/>
+              </w:rPr>
+              <w:t>시그마</w:t>
+            </w:r>
+          </w:p>
+        </w:tc>
+        <w:tc>
+          <w:tcPr>
+            <w:tcW w:type="dxa" w:w="3324"/>
+          </w:tcPr>
+          <w:p>
+            <w:pPr>
+              <w:jc w:val="left"/>
+            </w:pPr>
+            <w:r/>
+            <w:r>
+              <w:rPr>
+                <w:rFonts w:ascii="맑은 고딕" w:hAnsi="맑은 고딕" w:eastAsia="맑은 고딕"/>
+                <w:b w:val="0"/>
+                <w:sz w:val="20"/>
+              </w:rPr>
+              <w:t>총합 (대문자) / 표준편차 (소문자)</w:t>
+            </w:r>
+          </w:p>
+        </w:tc>
+      </w:tr>
+      <w:tr>
+        <w:tc>
+          <w:tcPr>
+            <w:tcW w:type="dxa" w:w="3324"/>
+          </w:tcPr>
+          <w:p>
+            <w:pPr>
+              <w:jc w:val="left"/>
+            </w:pPr>
+            <w:r/>
+            <w:r>
+              <w:rPr>
+                <w:rFonts w:ascii="맑은 고딕" w:hAnsi="맑은 고딕" w:eastAsia="맑은 고딕"/>
+                <w:b w:val="0"/>
+                <w:sz w:val="20"/>
+              </w:rPr>
+              <w:t>Τ / τ</w:t>
+            </w:r>
+          </w:p>
+        </w:tc>
+        <w:tc>
+          <w:tcPr>
+            <w:tcW w:type="dxa" w:w="3324"/>
+          </w:tcPr>
+          <w:p>
+            <w:pPr>
+              <w:jc w:val="left"/>
+            </w:pPr>
+            <w:r/>
+            <w:r>
+              <w:rPr>
+                <w:rFonts w:ascii="맑은 고딕" w:hAnsi="맑은 고딕" w:eastAsia="맑은 고딕"/>
+                <w:b w:val="0"/>
+                <w:sz w:val="20"/>
+              </w:rPr>
+              <w:t>타우</w:t>
+            </w:r>
+          </w:p>
+        </w:tc>
+        <w:tc>
+          <w:tcPr>
+            <w:tcW w:type="dxa" w:w="3324"/>
+          </w:tcPr>
+          <w:p>
+            <w:pPr>
+              <w:jc w:val="left"/>
+            </w:pPr>
+            <w:r/>
+            <w:r>
+              <w:rPr>
+                <w:rFonts w:ascii="맑은 고딕" w:hAnsi="맑은 고딕" w:eastAsia="맑은 고딕"/>
+                <w:b w:val="0"/>
+                <w:sz w:val="20"/>
+              </w:rPr>
+              <w:t>Kendall 의 τ</w:t>
+            </w:r>
+          </w:p>
+        </w:tc>
+      </w:tr>
+      <w:tr>
+        <w:tc>
+          <w:tcPr>
+            <w:tcW w:type="dxa" w:w="3324"/>
+          </w:tcPr>
+          <w:p>
+            <w:pPr>
+              <w:jc w:val="left"/>
+            </w:pPr>
+            <w:r/>
+            <w:r>
+              <w:rPr>
+                <w:rFonts w:ascii="맑은 고딕" w:hAnsi="맑은 고딕" w:eastAsia="맑은 고딕"/>
+                <w:b w:val="0"/>
+                <w:sz w:val="20"/>
+              </w:rPr>
+              <w:t>Φ / φ</w:t>
+            </w:r>
+          </w:p>
+        </w:tc>
+        <w:tc>
+          <w:tcPr>
+            <w:tcW w:type="dxa" w:w="3324"/>
+          </w:tcPr>
+          <w:p>
+            <w:pPr>
+              <w:jc w:val="left"/>
+            </w:pPr>
+            <w:r/>
+            <w:r>
+              <w:rPr>
+                <w:rFonts w:ascii="맑은 고딕" w:hAnsi="맑은 고딕" w:eastAsia="맑은 고딕"/>
+                <w:b w:val="0"/>
+                <w:sz w:val="20"/>
+              </w:rPr>
+              <w:t>파이</w:t>
+            </w:r>
+          </w:p>
+        </w:tc>
+        <w:tc>
+          <w:tcPr>
+            <w:tcW w:type="dxa" w:w="3324"/>
+          </w:tcPr>
+          <w:p>
+            <w:pPr>
+              <w:jc w:val="left"/>
+            </w:pPr>
+            <w:r/>
+            <w:r>
+              <w:rPr>
+                <w:rFonts w:ascii="맑은 고딕" w:hAnsi="맑은 고딕" w:eastAsia="맑은 고딕"/>
+                <w:b w:val="0"/>
+                <w:sz w:val="20"/>
+              </w:rPr>
+              <w:t>표준정규 CDF (대문자)</w:t>
+            </w:r>
+          </w:p>
+        </w:tc>
+      </w:tr>
+      <w:tr>
+        <w:tc>
+          <w:tcPr>
+            <w:tcW w:type="dxa" w:w="3324"/>
+          </w:tcPr>
+          <w:p>
+            <w:pPr>
+              <w:jc w:val="left"/>
+            </w:pPr>
+            <w:r/>
+            <w:r>
+              <w:rPr>
+                <w:rFonts w:ascii="맑은 고딕" w:hAnsi="맑은 고딕" w:eastAsia="맑은 고딕"/>
+                <w:b w:val="0"/>
+                <w:sz w:val="20"/>
+              </w:rPr>
+              <w:t>Χ / χ</w:t>
+            </w:r>
+          </w:p>
+        </w:tc>
+        <w:tc>
+          <w:tcPr>
+            <w:tcW w:type="dxa" w:w="3324"/>
+          </w:tcPr>
+          <w:p>
+            <w:pPr>
+              <w:jc w:val="left"/>
+            </w:pPr>
+            <w:r/>
+            <w:r>
+              <w:rPr>
+                <w:rFonts w:ascii="맑은 고딕" w:hAnsi="맑은 고딕" w:eastAsia="맑은 고딕"/>
+                <w:b w:val="0"/>
+                <w:sz w:val="20"/>
+              </w:rPr>
+              <w:t>카이</w:t>
+            </w:r>
+          </w:p>
+        </w:tc>
+        <w:tc>
+          <w:tcPr>
+            <w:tcW w:type="dxa" w:w="3324"/>
+          </w:tcPr>
+          <w:p>
+            <w:pPr>
+              <w:jc w:val="left"/>
+            </w:pPr>
+            <w:r/>
+            <w:r>
+              <w:rPr>
+                <w:rFonts w:ascii="맑은 고딕" w:hAnsi="맑은 고딕" w:eastAsia="맑은 고딕"/>
+                <w:b w:val="0"/>
+                <w:sz w:val="20"/>
+              </w:rPr>
+              <w:t>카이제곱 (χ²) 분포</w:t>
+            </w:r>
+          </w:p>
+        </w:tc>
+      </w:tr>
+      <w:tr>
+        <w:tc>
+          <w:tcPr>
+            <w:tcW w:type="dxa" w:w="3324"/>
+          </w:tcPr>
+          <w:p>
+            <w:pPr>
+              <w:jc w:val="left"/>
+            </w:pPr>
+            <w:r/>
+            <w:r>
+              <w:rPr>
+                <w:rFonts w:ascii="맑은 고딕" w:hAnsi="맑은 고딕" w:eastAsia="맑은 고딕"/>
+                <w:b w:val="0"/>
+                <w:sz w:val="20"/>
+              </w:rPr>
+              <w:t>Ψ / ψ</w:t>
+            </w:r>
+          </w:p>
+        </w:tc>
+        <w:tc>
+          <w:tcPr>
+            <w:tcW w:type="dxa" w:w="3324"/>
+          </w:tcPr>
+          <w:p>
+            <w:pPr>
+              <w:jc w:val="left"/>
+            </w:pPr>
+            <w:r/>
+            <w:r>
+              <w:rPr>
+                <w:rFonts w:ascii="맑은 고딕" w:hAnsi="맑은 고딕" w:eastAsia="맑은 고딕"/>
+                <w:b w:val="0"/>
+                <w:sz w:val="20"/>
+              </w:rPr>
+              <w:t>프사이</w:t>
+            </w:r>
+          </w:p>
+        </w:tc>
+        <w:tc>
+          <w:tcPr>
+            <w:tcW w:type="dxa" w:w="3324"/>
+          </w:tcPr>
+          <w:p>
+            <w:pPr>
+              <w:jc w:val="left"/>
+            </w:pPr>
+            <w:r/>
+            <w:r>
+              <w:rPr>
+                <w:rFonts w:ascii="맑은 고딕" w:hAnsi="맑은 고딕" w:eastAsia="맑은 고딕"/>
+                <w:b w:val="0"/>
+                <w:sz w:val="20"/>
+              </w:rPr>
+              <w:t>(자주 안 쓰임)</w:t>
+            </w:r>
+          </w:p>
+        </w:tc>
+      </w:tr>
+      <w:tr>
+        <w:tc>
+          <w:tcPr>
+            <w:tcW w:type="dxa" w:w="3324"/>
+          </w:tcPr>
+          <w:p>
+            <w:pPr>
+              <w:jc w:val="left"/>
+            </w:pPr>
+            <w:r/>
+            <w:r>
+              <w:rPr>
+                <w:rFonts w:ascii="맑은 고딕" w:hAnsi="맑은 고딕" w:eastAsia="맑은 고딕"/>
+                <w:b w:val="0"/>
+                <w:sz w:val="20"/>
+              </w:rPr>
+              <w:t>Ω / ω</w:t>
+            </w:r>
+          </w:p>
+        </w:tc>
+        <w:tc>
+          <w:tcPr>
+            <w:tcW w:type="dxa" w:w="3324"/>
+          </w:tcPr>
+          <w:p>
+            <w:pPr>
+              <w:jc w:val="left"/>
+            </w:pPr>
+            <w:r/>
+            <w:r>
+              <w:rPr>
+                <w:rFonts w:ascii="맑은 고딕" w:hAnsi="맑은 고딕" w:eastAsia="맑은 고딕"/>
+                <w:b w:val="0"/>
+                <w:sz w:val="20"/>
+              </w:rPr>
+              <w:t>오메가</w:t>
+            </w:r>
+          </w:p>
+        </w:tc>
+        <w:tc>
+          <w:tcPr>
+            <w:tcW w:type="dxa" w:w="3324"/>
+          </w:tcPr>
+          <w:p>
+            <w:pPr>
+              <w:jc w:val="left"/>
+            </w:pPr>
+            <w:r/>
+            <w:r>
+              <w:rPr>
+                <w:rFonts w:ascii="맑은 고딕" w:hAnsi="맑은 고딕" w:eastAsia="맑은 고딕"/>
+                <w:b w:val="0"/>
+                <w:sz w:val="20"/>
+              </w:rPr>
+              <w:t>표본공간 (Ω)</w:t>
+            </w:r>
+          </w:p>
+        </w:tc>
+      </w:tr>
+    </w:tbl>
+    <w:p>
+      <w:pPr>
+        <w:spacing w:before="80" w:after="80" w:line="336" w:lineRule="auto"/>
+        <w:ind w:left="170"/>
+        <w:jc w:val="left"/>
+      </w:pPr>
+      <w:r>
+        <w:rPr>
+          <w:rFonts w:ascii="맑은 고딕" w:hAnsi="맑은 고딕" w:eastAsia="맑은 고딕"/>
+          <w:b w:val="0"/>
+          <w:color w:val="6B7280"/>
+          <w:sz w:val="20"/>
+        </w:rPr>
+        <w:t>★ 같은 글자도 대소문자에 따라 다르게 쓰임에 주의 — Σ(시그마)는 '총합', σ(시그마)는 '표준편차'.</w:t>
+      </w:r>
+    </w:p>
     <w:p>
       <w:pPr>
         <w:spacing w:before="200" w:after="80" w:line="336" w:lineRule="auto"/>
